--- a/legal/cookie-policy.docx
+++ b/legal/cookie-policy.docx
@@ -155,15 +155,7 @@
           <w:szCs w:val="24"/>
           <w:lang w:val="ru-RU"/>
         </w:rPr>
-        <w:t>Настоящая Политика применяется совместно с Политикой обработки персональных данных и иными документами, размеще</w:t>
-      </w:r>
-      <w:r>
-        <w:rPr>
-          <w:rFonts w:cs="Times New Roman"/>
-          <w:szCs w:val="24"/>
-          <w:lang w:val="ru-RU"/>
-        </w:rPr>
-        <w:t>нными на Сайте.</w:t>
+        <w:t>Настоящая Политика применяется совместно с Политикой обработки персональных данных и иными документами, размещенными на Сайте.</w:t>
       </w:r>
     </w:p>
     <w:p>
@@ -338,2395 +330,6 @@
           <w:lang w:val="ru-RU"/>
         </w:rPr>
         <w:t xml:space="preserve">Контактный адрес электронной почты: </w:t>
-      </w:r>
-      <w:bookmarkStart w:id="0" w:name="_GoBack"/>
-      <w:r>
-        <w:rPr>
-          <w:rFonts w:cs="Times New Roman"/>
-          <w:szCs w:val="24"/>
-          <w:lang w:val="ru-RU"/>
-        </w:rPr>
-        <w:fldChar w:fldCharType="begin"/>
-      </w:r>
-      <w:r>
-        <w:rPr>
-          <w:rFonts w:cs="Times New Roman"/>
-          <w:szCs w:val="24"/>
-          <w:lang w:val="ru-RU"/>
-        </w:rPr>
-        <w:instrText xml:space="preserve"> HYPERLINK "mailto:rappy@yandex.ru" </w:instrText>
-      </w:r>
-      <w:r>
-        <w:rPr>
-          <w:rFonts w:cs="Times New Roman"/>
-          <w:szCs w:val="24"/>
-          <w:lang w:val="ru-RU"/>
-        </w:rPr>
-        <w:fldChar w:fldCharType="separate"/>
-      </w:r>
-      <w:r>
-        <w:rPr>
-          <w:rFonts w:cs="Times New Roman"/>
-          <w:szCs w:val="24"/>
-          <w:lang w:val="ru-RU"/>
-        </w:rPr>
-        <w:t>rappy@yandex.ru</w:t>
-      </w:r>
-      <w:r>
-        <w:rPr>
-          <w:rFonts w:cs="Times New Roman"/>
-          <w:szCs w:val="24"/>
-          <w:lang w:val="ru-RU"/>
-        </w:rPr>
-        <w:fldChar w:fldCharType="end"/>
-      </w:r>
-    </w:p>
-    <w:bookmarkEnd w:id="0"/>
-    <w:p>
-      <w:pPr>
-        <w:spacing w:after="0" w:line="240" w:lineRule="auto"/>
-        <w:jc w:val="both"/>
-        <w:rPr>
-          <w:rFonts w:cs="Times New Roman"/>
-          <w:sz w:val="22"/>
-          <w:lang w:val="ru-RU"/>
-        </w:rPr>
-      </w:pPr>
-    </w:p>
-    <w:p>
-      <w:pPr>
-        <w:pStyle w:val="1"/>
-        <w:spacing w:before="0" w:after="0" w:line="240" w:lineRule="auto"/>
-        <w:jc w:val="center"/>
-        <w:rPr>
-          <w:rFonts w:ascii="Times New Roman" w:hAnsi="Times New Roman" w:cs="Times New Roman"/>
-          <w:sz w:val="24"/>
-          <w:szCs w:val="24"/>
-          <w:lang w:val="ru-RU"/>
-        </w:rPr>
-      </w:pPr>
-      <w:r>
-        <w:rPr>
-          <w:rFonts w:ascii="Times New Roman" w:hAnsi="Times New Roman" w:cs="Times New Roman"/>
-          <w:sz w:val="24"/>
-          <w:szCs w:val="24"/>
-          <w:lang w:val="ru-RU"/>
-        </w:rPr>
-        <w:t xml:space="preserve">2. Определение </w:t>
-      </w:r>
-      <w:r>
-        <w:rPr>
-          <w:rFonts w:ascii="Times New Roman" w:hAnsi="Times New Roman" w:cs="Times New Roman"/>
-          <w:sz w:val="24"/>
-          <w:szCs w:val="24"/>
-        </w:rPr>
-        <w:t>cookies</w:t>
-      </w:r>
-    </w:p>
-    <w:p>
-      <w:pPr>
-        <w:spacing w:after="0" w:line="240" w:lineRule="auto"/>
-        <w:jc w:val="both"/>
-        <w:rPr>
-          <w:rFonts w:cs="Times New Roman"/>
-          <w:szCs w:val="24"/>
-          <w:lang w:val="ru-RU"/>
-        </w:rPr>
-      </w:pPr>
-      <w:r>
-        <w:rPr>
-          <w:rFonts w:cs="Times New Roman"/>
-          <w:szCs w:val="24"/>
-          <w:lang w:val="ru-RU"/>
-        </w:rPr>
-        <w:t>Cookies — это небольшие фрагменты данных, ко</w:t>
-      </w:r>
-      <w:r>
-        <w:rPr>
-          <w:rFonts w:cs="Times New Roman"/>
-          <w:szCs w:val="24"/>
-          <w:lang w:val="ru-RU"/>
-        </w:rPr>
-        <w:t>торые сохраняются на устройстве пользователя при посещении Сайта.</w:t>
-      </w:r>
-    </w:p>
-    <w:p>
-      <w:pPr>
-        <w:spacing w:after="0" w:line="240" w:lineRule="auto"/>
-        <w:jc w:val="both"/>
-        <w:rPr>
-          <w:rFonts w:cs="Times New Roman"/>
-          <w:szCs w:val="24"/>
-          <w:lang w:val="ru-RU"/>
-        </w:rPr>
-      </w:pPr>
-      <w:r>
-        <w:rPr>
-          <w:rFonts w:cs="Times New Roman"/>
-          <w:szCs w:val="24"/>
-          <w:lang w:val="ru-RU"/>
-        </w:rPr>
-        <w:t xml:space="preserve">Cookies позволяют Сайту распознавать устройство пользователя, обеспечивать работу отдельных функций Сайта, сохранять пользовательские настройки, анализировать посещаемость Сайта и улучшать </w:t>
-      </w:r>
-      <w:r>
-        <w:rPr>
-          <w:rFonts w:cs="Times New Roman"/>
-          <w:szCs w:val="24"/>
-          <w:lang w:val="ru-RU"/>
-        </w:rPr>
-        <w:t>качество предоставляемых сервисов.</w:t>
-      </w:r>
-    </w:p>
-    <w:p>
-      <w:pPr>
-        <w:spacing w:after="0" w:line="240" w:lineRule="auto"/>
-        <w:jc w:val="both"/>
-        <w:rPr>
-          <w:rFonts w:cs="Times New Roman"/>
-          <w:szCs w:val="24"/>
-          <w:lang w:val="ru-RU"/>
-        </w:rPr>
-      </w:pPr>
-      <w:r>
-        <w:rPr>
-          <w:rFonts w:cs="Times New Roman"/>
-          <w:szCs w:val="24"/>
-          <w:lang w:val="ru-RU"/>
-        </w:rPr>
-        <w:t>Под аналогичными технологиями в настоящей Политике понимаются также пиксели, идентификаторы, локальное хранилище браузера и иные технические средства, которые позволяют получать и обрабатывать сведения об использовании Са</w:t>
-      </w:r>
-      <w:r>
-        <w:rPr>
-          <w:rFonts w:cs="Times New Roman"/>
-          <w:szCs w:val="24"/>
-          <w:lang w:val="ru-RU"/>
-        </w:rPr>
-        <w:t>йта.</w:t>
-      </w:r>
-    </w:p>
-    <w:p>
-      <w:pPr>
-        <w:spacing w:after="0" w:line="240" w:lineRule="auto"/>
-        <w:ind w:firstLine="720"/>
-        <w:jc w:val="both"/>
-        <w:rPr>
-          <w:rFonts w:cs="Times New Roman"/>
-          <w:szCs w:val="24"/>
-          <w:lang w:val="ru-RU"/>
-        </w:rPr>
-      </w:pPr>
-    </w:p>
-    <w:p>
-      <w:pPr>
-        <w:pStyle w:val="1"/>
-        <w:spacing w:before="0" w:after="0" w:line="240" w:lineRule="auto"/>
-        <w:jc w:val="center"/>
-        <w:rPr>
-          <w:rFonts w:ascii="Times New Roman" w:hAnsi="Times New Roman" w:cs="Times New Roman"/>
-          <w:sz w:val="24"/>
-          <w:szCs w:val="24"/>
-          <w:lang w:val="ru-RU"/>
-        </w:rPr>
-      </w:pPr>
-      <w:r>
-        <w:rPr>
-          <w:rFonts w:ascii="Times New Roman" w:hAnsi="Times New Roman" w:cs="Times New Roman"/>
-          <w:sz w:val="24"/>
-          <w:szCs w:val="24"/>
-          <w:lang w:val="ru-RU"/>
-        </w:rPr>
-        <w:t>3. Какие данные могут обрабатываться</w:t>
-      </w:r>
-    </w:p>
-    <w:p>
-      <w:pPr>
-        <w:spacing w:after="0" w:line="240" w:lineRule="auto"/>
-        <w:jc w:val="both"/>
-        <w:rPr>
-          <w:rFonts w:cs="Times New Roman"/>
-          <w:szCs w:val="24"/>
-          <w:lang w:val="ru-RU"/>
-        </w:rPr>
-      </w:pPr>
-      <w:r>
-        <w:rPr>
-          <w:rFonts w:cs="Times New Roman"/>
-          <w:szCs w:val="24"/>
-          <w:lang w:val="ru-RU"/>
-        </w:rPr>
-        <w:t xml:space="preserve">При использовании </w:t>
-      </w:r>
-      <w:r>
-        <w:rPr>
-          <w:rFonts w:cs="Times New Roman"/>
-          <w:szCs w:val="24"/>
-        </w:rPr>
-        <w:t>cookies</w:t>
-      </w:r>
-      <w:r>
-        <w:rPr>
-          <w:rFonts w:cs="Times New Roman"/>
-          <w:szCs w:val="24"/>
-          <w:lang w:val="ru-RU"/>
-        </w:rPr>
-        <w:t xml:space="preserve"> и аналогичных технологий Оператор может обрабатывать следующие технические данные:</w:t>
-      </w:r>
-    </w:p>
-    <w:p>
-      <w:pPr>
-        <w:pStyle w:val="a0"/>
-        <w:numPr>
-          <w:ilvl w:val="0"/>
-          <w:numId w:val="7"/>
-        </w:numPr>
-        <w:spacing w:after="0" w:line="240" w:lineRule="auto"/>
-        <w:ind w:left="426" w:hanging="426"/>
-        <w:jc w:val="both"/>
-        <w:rPr>
-          <w:rFonts w:cs="Times New Roman"/>
-          <w:szCs w:val="24"/>
-        </w:rPr>
-      </w:pPr>
-      <w:r>
-        <w:rPr>
-          <w:rFonts w:cs="Times New Roman"/>
-          <w:szCs w:val="24"/>
-        </w:rPr>
-        <w:t>IP-адрес;</w:t>
-      </w:r>
-    </w:p>
-    <w:p>
-      <w:pPr>
-        <w:pStyle w:val="a0"/>
-        <w:numPr>
-          <w:ilvl w:val="0"/>
-          <w:numId w:val="7"/>
-        </w:numPr>
-        <w:spacing w:after="0" w:line="240" w:lineRule="auto"/>
-        <w:ind w:left="426" w:hanging="426"/>
-        <w:jc w:val="both"/>
-        <w:rPr>
-          <w:rFonts w:cs="Times New Roman"/>
-          <w:szCs w:val="24"/>
-        </w:rPr>
-      </w:pPr>
-      <w:r>
-        <w:rPr>
-          <w:rFonts w:cs="Times New Roman"/>
-          <w:szCs w:val="24"/>
-        </w:rPr>
-        <w:t>cookie-идентификаторы;</w:t>
-      </w:r>
-    </w:p>
-    <w:p>
-      <w:pPr>
-        <w:pStyle w:val="a0"/>
-        <w:numPr>
-          <w:ilvl w:val="0"/>
-          <w:numId w:val="7"/>
-        </w:numPr>
-        <w:spacing w:after="0" w:line="240" w:lineRule="auto"/>
-        <w:ind w:left="426" w:hanging="426"/>
-        <w:jc w:val="both"/>
-        <w:rPr>
-          <w:rFonts w:cs="Times New Roman"/>
-          <w:szCs w:val="24"/>
-        </w:rPr>
-      </w:pPr>
-      <w:r>
-        <w:rPr>
-          <w:rFonts w:cs="Times New Roman"/>
-          <w:szCs w:val="24"/>
-        </w:rPr>
-        <w:t>сведения о браузере;</w:t>
-      </w:r>
-    </w:p>
-    <w:p>
-      <w:pPr>
-        <w:pStyle w:val="a0"/>
-        <w:numPr>
-          <w:ilvl w:val="0"/>
-          <w:numId w:val="7"/>
-        </w:numPr>
-        <w:spacing w:after="0" w:line="240" w:lineRule="auto"/>
-        <w:ind w:left="426" w:hanging="426"/>
-        <w:jc w:val="both"/>
-        <w:rPr>
-          <w:rFonts w:cs="Times New Roman"/>
-          <w:szCs w:val="24"/>
-        </w:rPr>
-      </w:pPr>
-      <w:r>
-        <w:rPr>
-          <w:rFonts w:cs="Times New Roman"/>
-          <w:szCs w:val="24"/>
-        </w:rPr>
-        <w:t>сведения об устройстве пользователя;</w:t>
-      </w:r>
-    </w:p>
-    <w:p>
-      <w:pPr>
-        <w:pStyle w:val="a0"/>
-        <w:numPr>
-          <w:ilvl w:val="0"/>
-          <w:numId w:val="7"/>
-        </w:numPr>
-        <w:spacing w:after="0" w:line="240" w:lineRule="auto"/>
-        <w:ind w:left="426" w:hanging="426"/>
-        <w:jc w:val="both"/>
-        <w:rPr>
-          <w:rFonts w:cs="Times New Roman"/>
-          <w:szCs w:val="24"/>
-        </w:rPr>
-      </w:pPr>
-      <w:r>
-        <w:rPr>
-          <w:rFonts w:cs="Times New Roman"/>
-          <w:szCs w:val="24"/>
-        </w:rPr>
-        <w:t xml:space="preserve">сведения об </w:t>
-      </w:r>
-      <w:r>
-        <w:rPr>
-          <w:rFonts w:cs="Times New Roman"/>
-          <w:szCs w:val="24"/>
-        </w:rPr>
-        <w:t>операционной системе;</w:t>
-      </w:r>
-    </w:p>
-    <w:p>
-      <w:pPr>
-        <w:pStyle w:val="a0"/>
-        <w:numPr>
-          <w:ilvl w:val="0"/>
-          <w:numId w:val="7"/>
-        </w:numPr>
-        <w:spacing w:after="0" w:line="240" w:lineRule="auto"/>
-        <w:ind w:left="426" w:hanging="426"/>
-        <w:jc w:val="both"/>
-        <w:rPr>
-          <w:rFonts w:cs="Times New Roman"/>
-          <w:szCs w:val="24"/>
-          <w:lang w:val="ru-RU"/>
-        </w:rPr>
-      </w:pPr>
-      <w:r>
-        <w:rPr>
-          <w:rFonts w:cs="Times New Roman"/>
-          <w:szCs w:val="24"/>
-          <w:lang w:val="ru-RU"/>
-        </w:rPr>
-        <w:t>дата и время посещения Сайта;</w:t>
-      </w:r>
-    </w:p>
-    <w:p>
-      <w:pPr>
-        <w:pStyle w:val="a0"/>
-        <w:numPr>
-          <w:ilvl w:val="0"/>
-          <w:numId w:val="7"/>
-        </w:numPr>
-        <w:spacing w:after="0" w:line="240" w:lineRule="auto"/>
-        <w:ind w:left="426" w:hanging="426"/>
-        <w:jc w:val="both"/>
-        <w:rPr>
-          <w:rFonts w:cs="Times New Roman"/>
-          <w:szCs w:val="24"/>
-        </w:rPr>
-      </w:pPr>
-      <w:r>
-        <w:rPr>
-          <w:rFonts w:cs="Times New Roman"/>
-          <w:szCs w:val="24"/>
-        </w:rPr>
-        <w:t>адреса посещенных страниц;</w:t>
-      </w:r>
-    </w:p>
-    <w:p>
-      <w:pPr>
-        <w:pStyle w:val="a0"/>
-        <w:numPr>
-          <w:ilvl w:val="0"/>
-          <w:numId w:val="7"/>
-        </w:numPr>
-        <w:spacing w:after="0" w:line="240" w:lineRule="auto"/>
-        <w:ind w:left="426" w:hanging="426"/>
-        <w:jc w:val="both"/>
-        <w:rPr>
-          <w:rFonts w:cs="Times New Roman"/>
-          <w:szCs w:val="24"/>
-        </w:rPr>
-      </w:pPr>
-      <w:r>
-        <w:rPr>
-          <w:rFonts w:cs="Times New Roman"/>
-          <w:szCs w:val="24"/>
-        </w:rPr>
-        <w:t>источник перехода на Сайт;</w:t>
-      </w:r>
-    </w:p>
-    <w:p>
-      <w:pPr>
-        <w:pStyle w:val="a0"/>
-        <w:numPr>
-          <w:ilvl w:val="0"/>
-          <w:numId w:val="7"/>
-        </w:numPr>
-        <w:spacing w:after="0" w:line="240" w:lineRule="auto"/>
-        <w:ind w:left="426" w:hanging="426"/>
-        <w:jc w:val="both"/>
-        <w:rPr>
-          <w:rFonts w:cs="Times New Roman"/>
-          <w:szCs w:val="24"/>
-        </w:rPr>
-      </w:pPr>
-      <w:r>
-        <w:rPr>
-          <w:rFonts w:cs="Times New Roman"/>
-          <w:szCs w:val="24"/>
-        </w:rPr>
-        <w:t>параметры пользовательской сессии;</w:t>
-      </w:r>
-    </w:p>
-    <w:p>
-      <w:pPr>
-        <w:pStyle w:val="a0"/>
-        <w:numPr>
-          <w:ilvl w:val="0"/>
-          <w:numId w:val="7"/>
-        </w:numPr>
-        <w:spacing w:after="0" w:line="240" w:lineRule="auto"/>
-        <w:ind w:left="426" w:hanging="426"/>
-        <w:jc w:val="both"/>
-        <w:rPr>
-          <w:rFonts w:cs="Times New Roman"/>
-          <w:szCs w:val="24"/>
-        </w:rPr>
-      </w:pPr>
-      <w:r>
-        <w:rPr>
-          <w:rFonts w:cs="Times New Roman"/>
-          <w:szCs w:val="24"/>
-        </w:rPr>
-        <w:t>действия пользователя на Сайте;</w:t>
-      </w:r>
-    </w:p>
-    <w:p>
-      <w:pPr>
-        <w:pStyle w:val="a0"/>
-        <w:numPr>
-          <w:ilvl w:val="0"/>
-          <w:numId w:val="7"/>
-        </w:numPr>
-        <w:spacing w:after="0" w:line="240" w:lineRule="auto"/>
-        <w:ind w:left="426" w:hanging="426"/>
-        <w:jc w:val="both"/>
-        <w:rPr>
-          <w:rFonts w:cs="Times New Roman"/>
-          <w:szCs w:val="24"/>
-          <w:lang w:val="ru-RU"/>
-        </w:rPr>
-      </w:pPr>
-      <w:r>
-        <w:rPr>
-          <w:rFonts w:cs="Times New Roman"/>
-          <w:szCs w:val="24"/>
-          <w:lang w:val="ru-RU"/>
-        </w:rPr>
-        <w:t>примерное местоположение, определяемое по техническим данным;</w:t>
-      </w:r>
-    </w:p>
-    <w:p>
-      <w:pPr>
-        <w:pStyle w:val="a0"/>
-        <w:numPr>
-          <w:ilvl w:val="0"/>
-          <w:numId w:val="7"/>
-        </w:numPr>
-        <w:spacing w:after="0" w:line="240" w:lineRule="auto"/>
-        <w:ind w:left="426" w:hanging="426"/>
-        <w:jc w:val="both"/>
-        <w:rPr>
-          <w:rFonts w:cs="Times New Roman"/>
-          <w:szCs w:val="24"/>
-        </w:rPr>
-      </w:pPr>
-      <w:r>
-        <w:rPr>
-          <w:rFonts w:cs="Times New Roman"/>
-          <w:szCs w:val="24"/>
-        </w:rPr>
-        <w:t>иные аналогичные техн</w:t>
-      </w:r>
-      <w:r>
-        <w:rPr>
-          <w:rFonts w:cs="Times New Roman"/>
-          <w:szCs w:val="24"/>
-        </w:rPr>
-        <w:t>ические сведения.</w:t>
-      </w:r>
-    </w:p>
-    <w:p>
-      <w:pPr>
-        <w:spacing w:after="0" w:line="240" w:lineRule="auto"/>
-        <w:jc w:val="both"/>
-        <w:rPr>
-          <w:rFonts w:cs="Times New Roman"/>
-          <w:szCs w:val="24"/>
-          <w:lang w:val="ru-RU"/>
-        </w:rPr>
-      </w:pPr>
-      <w:r>
-        <w:rPr>
-          <w:rFonts w:cs="Times New Roman"/>
-          <w:szCs w:val="24"/>
-          <w:lang w:val="ru-RU"/>
-        </w:rPr>
-        <w:t>Указанные данные могут относиться к персональным данным, если позволяют прямо или косвенно определить пользователя.</w:t>
-      </w:r>
-    </w:p>
-    <w:p>
-      <w:pPr>
-        <w:spacing w:after="0" w:line="240" w:lineRule="auto"/>
-        <w:ind w:firstLine="360"/>
-        <w:jc w:val="both"/>
-        <w:rPr>
-          <w:rFonts w:cs="Times New Roman"/>
-          <w:szCs w:val="24"/>
-          <w:lang w:val="ru-RU"/>
-        </w:rPr>
-      </w:pPr>
-    </w:p>
-    <w:p>
-      <w:pPr>
-        <w:pStyle w:val="1"/>
-        <w:spacing w:before="0" w:after="0" w:line="240" w:lineRule="auto"/>
-        <w:jc w:val="center"/>
-        <w:rPr>
-          <w:rFonts w:ascii="Times New Roman" w:hAnsi="Times New Roman" w:cs="Times New Roman"/>
-          <w:sz w:val="24"/>
-          <w:szCs w:val="24"/>
-          <w:lang w:val="ru-RU"/>
-        </w:rPr>
-      </w:pPr>
-      <w:r>
-        <w:rPr>
-          <w:rFonts w:ascii="Times New Roman" w:hAnsi="Times New Roman" w:cs="Times New Roman"/>
-          <w:sz w:val="24"/>
-          <w:szCs w:val="24"/>
-          <w:lang w:val="ru-RU"/>
-        </w:rPr>
-        <w:t xml:space="preserve">4. Для каких целей используются </w:t>
-      </w:r>
-      <w:r>
-        <w:rPr>
-          <w:rFonts w:ascii="Times New Roman" w:hAnsi="Times New Roman" w:cs="Times New Roman"/>
-          <w:sz w:val="24"/>
-          <w:szCs w:val="24"/>
-        </w:rPr>
-        <w:t>cookies</w:t>
-      </w:r>
-    </w:p>
-    <w:p>
-      <w:pPr>
-        <w:spacing w:after="0" w:line="240" w:lineRule="auto"/>
-        <w:jc w:val="both"/>
-        <w:rPr>
-          <w:rFonts w:cs="Times New Roman"/>
-          <w:szCs w:val="24"/>
-          <w:lang w:val="ru-RU"/>
-        </w:rPr>
-      </w:pPr>
-      <w:r>
-        <w:rPr>
-          <w:rFonts w:cs="Times New Roman"/>
-          <w:szCs w:val="24"/>
-          <w:lang w:val="ru-RU"/>
-        </w:rPr>
-        <w:t xml:space="preserve">Оператор использует </w:t>
-      </w:r>
-      <w:r>
-        <w:rPr>
-          <w:rFonts w:cs="Times New Roman"/>
-          <w:szCs w:val="24"/>
-        </w:rPr>
-        <w:t>cookies</w:t>
-      </w:r>
-      <w:r>
-        <w:rPr>
-          <w:rFonts w:cs="Times New Roman"/>
-          <w:szCs w:val="24"/>
-          <w:lang w:val="ru-RU"/>
-        </w:rPr>
-        <w:t xml:space="preserve"> и аналогичные технологии в следующих целях:</w:t>
-      </w:r>
-    </w:p>
-    <w:p>
-      <w:pPr>
-        <w:spacing w:after="0" w:line="240" w:lineRule="auto"/>
-        <w:jc w:val="both"/>
-        <w:rPr>
-          <w:rFonts w:cs="Times New Roman"/>
-          <w:szCs w:val="24"/>
-          <w:lang w:val="ru-RU"/>
-        </w:rPr>
-      </w:pPr>
-      <w:r>
-        <w:rPr>
-          <w:rFonts w:cs="Times New Roman"/>
-          <w:szCs w:val="24"/>
-          <w:lang w:val="ru-RU"/>
-        </w:rPr>
-        <w:lastRenderedPageBreak/>
-        <w:t>1. обеспе</w:t>
-      </w:r>
-      <w:r>
-        <w:rPr>
-          <w:rFonts w:cs="Times New Roman"/>
-          <w:szCs w:val="24"/>
-          <w:lang w:val="ru-RU"/>
-        </w:rPr>
-        <w:t>чение корректной и безопасной работы Сайта;</w:t>
-      </w:r>
-    </w:p>
-    <w:p>
-      <w:pPr>
-        <w:spacing w:after="0" w:line="240" w:lineRule="auto"/>
-        <w:jc w:val="both"/>
-        <w:rPr>
-          <w:rFonts w:cs="Times New Roman"/>
-          <w:szCs w:val="24"/>
-          <w:lang w:val="ru-RU"/>
-        </w:rPr>
-      </w:pPr>
-      <w:r>
-        <w:rPr>
-          <w:rFonts w:cs="Times New Roman"/>
-          <w:szCs w:val="24"/>
-          <w:lang w:val="ru-RU"/>
-        </w:rPr>
-        <w:t>2. сохранение пользовательских настроек;</w:t>
-      </w:r>
-    </w:p>
-    <w:p>
-      <w:pPr>
-        <w:spacing w:after="0" w:line="240" w:lineRule="auto"/>
-        <w:jc w:val="both"/>
-        <w:rPr>
-          <w:rFonts w:cs="Times New Roman"/>
-          <w:szCs w:val="24"/>
-          <w:lang w:val="ru-RU"/>
-        </w:rPr>
-      </w:pPr>
-      <w:r>
-        <w:rPr>
-          <w:rFonts w:cs="Times New Roman"/>
-          <w:szCs w:val="24"/>
-          <w:lang w:val="ru-RU"/>
-        </w:rPr>
-        <w:t>3. обеспечение работы форм обратной связи, форм записи на обучение, консультации, вебинары, семинары и иные мероприятия;</w:t>
-      </w:r>
-    </w:p>
-    <w:p>
-      <w:pPr>
-        <w:spacing w:after="0" w:line="240" w:lineRule="auto"/>
-        <w:jc w:val="both"/>
-        <w:rPr>
-          <w:rFonts w:cs="Times New Roman"/>
-          <w:szCs w:val="24"/>
-          <w:lang w:val="ru-RU"/>
-        </w:rPr>
-      </w:pPr>
-      <w:r>
-        <w:rPr>
-          <w:rFonts w:cs="Times New Roman"/>
-          <w:szCs w:val="24"/>
-          <w:lang w:val="ru-RU"/>
-        </w:rPr>
-        <w:t>4</w:t>
-      </w:r>
-      <w:r>
-        <w:rPr>
-          <w:rFonts w:cs="Times New Roman"/>
-          <w:szCs w:val="24"/>
-          <w:lang w:val="ru-RU"/>
-        </w:rPr>
-        <w:t xml:space="preserve">. </w:t>
-      </w:r>
-      <w:r>
-        <w:rPr>
-          <w:rFonts w:cs="Times New Roman"/>
-          <w:szCs w:val="24"/>
-          <w:lang w:val="ru-RU"/>
-        </w:rPr>
-        <w:t xml:space="preserve">обеспечение работы </w:t>
-      </w:r>
-      <w:r>
-        <w:rPr>
-          <w:rFonts w:cs="Times New Roman"/>
-          <w:szCs w:val="24"/>
-        </w:rPr>
-        <w:t>AI</w:t>
-      </w:r>
-      <w:r>
-        <w:rPr>
-          <w:rFonts w:cs="Times New Roman"/>
-          <w:szCs w:val="24"/>
-          <w:lang w:val="ru-RU"/>
-        </w:rPr>
-        <w:t>-виджета, чат-виджета, инт</w:t>
-      </w:r>
-      <w:r>
-        <w:rPr>
-          <w:rFonts w:cs="Times New Roman"/>
-          <w:szCs w:val="24"/>
-          <w:lang w:val="ru-RU"/>
-        </w:rPr>
-        <w:t xml:space="preserve">ерактивного помощника и иных аналогичных сервисов Сайта; </w:t>
-      </w:r>
-      <w:r>
-        <w:rPr>
-          <w:rFonts w:cs="Times New Roman"/>
-          <w:szCs w:val="24"/>
-          <w:lang w:val="ru-RU"/>
-        </w:rPr>
-        <w:t>5. анализ посещаемости Сайта и поведения пользователей на Сайте</w:t>
-      </w:r>
-      <w:r>
-        <w:rPr>
-          <w:rFonts w:cs="Times New Roman"/>
-          <w:szCs w:val="24"/>
-          <w:lang w:val="ru-RU"/>
-        </w:rPr>
-        <w:t>;</w:t>
-      </w:r>
-    </w:p>
-    <w:p>
-      <w:pPr>
-        <w:spacing w:after="0" w:line="240" w:lineRule="auto"/>
-        <w:jc w:val="both"/>
-        <w:rPr>
-          <w:rFonts w:cs="Times New Roman"/>
-          <w:szCs w:val="24"/>
-          <w:lang w:val="ru-RU"/>
-        </w:rPr>
-      </w:pPr>
-      <w:r>
-        <w:rPr>
-          <w:rFonts w:cs="Times New Roman"/>
-          <w:szCs w:val="24"/>
-          <w:lang w:val="ru-RU"/>
-        </w:rPr>
-        <w:t>6. улучшение структуры, содержания и удобства использования Сайта;</w:t>
-      </w:r>
-    </w:p>
-    <w:p>
-      <w:pPr>
-        <w:spacing w:after="0" w:line="240" w:lineRule="auto"/>
-        <w:jc w:val="both"/>
-        <w:rPr>
-          <w:rFonts w:cs="Times New Roman"/>
-          <w:szCs w:val="24"/>
-          <w:lang w:val="ru-RU"/>
-        </w:rPr>
-      </w:pPr>
-      <w:r>
-        <w:rPr>
-          <w:rFonts w:cs="Times New Roman"/>
-          <w:szCs w:val="24"/>
-          <w:lang w:val="ru-RU"/>
-        </w:rPr>
-        <w:t>7. подбор более релевантной информаци</w:t>
-      </w:r>
-      <w:r>
-        <w:rPr>
-          <w:rFonts w:cs="Times New Roman"/>
-          <w:szCs w:val="24"/>
-          <w:lang w:val="ru-RU"/>
-        </w:rPr>
-        <w:t>и о программах, курсах, вебинарах, консультациях и иных услугах Оператора;</w:t>
-      </w:r>
-    </w:p>
-    <w:p>
-      <w:pPr>
-        <w:spacing w:after="0" w:line="240" w:lineRule="auto"/>
-        <w:jc w:val="both"/>
-        <w:rPr>
-          <w:rFonts w:cs="Times New Roman"/>
-          <w:szCs w:val="24"/>
-          <w:lang w:val="ru-RU"/>
-        </w:rPr>
-      </w:pPr>
-      <w:r>
-        <w:rPr>
-          <w:rFonts w:cs="Times New Roman"/>
-          <w:szCs w:val="24"/>
-          <w:lang w:val="ru-RU"/>
-        </w:rPr>
-        <w:t>8. оценка эффективности информационных, рекламных и маркетинговых материалов;</w:t>
-      </w:r>
-    </w:p>
-    <w:p>
-      <w:pPr>
-        <w:spacing w:after="0" w:line="240" w:lineRule="auto"/>
-        <w:jc w:val="both"/>
-        <w:rPr>
-          <w:rFonts w:cs="Times New Roman"/>
-          <w:szCs w:val="24"/>
-          <w:lang w:val="ru-RU"/>
-        </w:rPr>
-      </w:pPr>
-      <w:r>
-        <w:rPr>
-          <w:rFonts w:cs="Times New Roman"/>
-          <w:szCs w:val="24"/>
-          <w:lang w:val="ru-RU"/>
-        </w:rPr>
-        <w:t>9. обработка обращений, заявок и запросов пользователей;</w:t>
-      </w:r>
-    </w:p>
-    <w:p>
-      <w:pPr>
-        <w:spacing w:after="0" w:line="240" w:lineRule="auto"/>
-        <w:jc w:val="both"/>
-        <w:rPr>
-          <w:rFonts w:cs="Times New Roman"/>
-          <w:szCs w:val="24"/>
-          <w:lang w:val="ru-RU"/>
-        </w:rPr>
-      </w:pPr>
-      <w:r>
-        <w:rPr>
-          <w:rFonts w:cs="Times New Roman"/>
-          <w:szCs w:val="24"/>
-          <w:lang w:val="ru-RU"/>
-        </w:rPr>
-        <w:t xml:space="preserve">10. исполнение требований законодательства </w:t>
-      </w:r>
-      <w:r>
-        <w:rPr>
-          <w:rFonts w:cs="Times New Roman"/>
-          <w:szCs w:val="24"/>
-          <w:lang w:val="ru-RU"/>
-        </w:rPr>
-        <w:t>Российской Федерации.</w:t>
-      </w:r>
-    </w:p>
-    <w:p>
-      <w:pPr>
-        <w:spacing w:after="0" w:line="240" w:lineRule="auto"/>
-        <w:ind w:left="397"/>
-        <w:jc w:val="both"/>
-        <w:rPr>
-          <w:rFonts w:cs="Times New Roman"/>
-          <w:szCs w:val="24"/>
-          <w:lang w:val="ru-RU"/>
-        </w:rPr>
-      </w:pPr>
-    </w:p>
-    <w:p>
-      <w:pPr>
-        <w:pStyle w:val="1"/>
-        <w:spacing w:before="0" w:after="0" w:line="240" w:lineRule="auto"/>
-        <w:jc w:val="center"/>
-        <w:rPr>
-          <w:rFonts w:ascii="Times New Roman" w:hAnsi="Times New Roman" w:cs="Times New Roman"/>
-          <w:sz w:val="24"/>
-          <w:szCs w:val="24"/>
-          <w:lang w:val="ru-RU"/>
-        </w:rPr>
-      </w:pPr>
-      <w:r>
-        <w:rPr>
-          <w:rFonts w:ascii="Times New Roman" w:hAnsi="Times New Roman" w:cs="Times New Roman"/>
-          <w:sz w:val="24"/>
-          <w:szCs w:val="24"/>
-          <w:lang w:val="ru-RU"/>
-        </w:rPr>
-        <w:t xml:space="preserve">5. Какие виды </w:t>
-      </w:r>
-      <w:r>
-        <w:rPr>
-          <w:rFonts w:ascii="Times New Roman" w:hAnsi="Times New Roman" w:cs="Times New Roman"/>
-          <w:sz w:val="24"/>
-          <w:szCs w:val="24"/>
-        </w:rPr>
-        <w:t>cookies</w:t>
-      </w:r>
-      <w:r>
-        <w:rPr>
-          <w:rFonts w:ascii="Times New Roman" w:hAnsi="Times New Roman" w:cs="Times New Roman"/>
-          <w:sz w:val="24"/>
-          <w:szCs w:val="24"/>
-          <w:lang w:val="ru-RU"/>
-        </w:rPr>
-        <w:t xml:space="preserve"> используются</w:t>
-      </w:r>
-    </w:p>
-    <w:p>
-      <w:pPr>
-        <w:spacing w:after="0" w:line="240" w:lineRule="auto"/>
-        <w:jc w:val="both"/>
-        <w:rPr>
-          <w:rFonts w:cs="Times New Roman"/>
-          <w:szCs w:val="24"/>
-          <w:lang w:val="ru-RU"/>
-        </w:rPr>
-      </w:pPr>
-      <w:r>
-        <w:rPr>
-          <w:rFonts w:cs="Times New Roman"/>
-          <w:szCs w:val="24"/>
-          <w:lang w:val="ru-RU"/>
-        </w:rPr>
-        <w:t xml:space="preserve">На Сайте могут использоваться следующие виды </w:t>
-      </w:r>
-      <w:r>
-        <w:rPr>
-          <w:rFonts w:cs="Times New Roman"/>
-          <w:szCs w:val="24"/>
-        </w:rPr>
-        <w:t>cookies</w:t>
-      </w:r>
-      <w:r>
-        <w:rPr>
-          <w:rFonts w:cs="Times New Roman"/>
-          <w:szCs w:val="24"/>
-          <w:lang w:val="ru-RU"/>
-        </w:rPr>
-        <w:t>.</w:t>
-      </w:r>
-    </w:p>
-    <w:p>
-      <w:pPr>
-        <w:pStyle w:val="21"/>
-        <w:spacing w:before="0" w:after="0" w:line="240" w:lineRule="auto"/>
-        <w:jc w:val="both"/>
-        <w:rPr>
-          <w:rFonts w:ascii="Times New Roman" w:hAnsi="Times New Roman" w:cs="Times New Roman"/>
-          <w:b w:val="0"/>
-          <w:szCs w:val="24"/>
-          <w:lang w:val="ru-RU"/>
-        </w:rPr>
-      </w:pPr>
-      <w:r>
-        <w:rPr>
-          <w:rFonts w:ascii="Times New Roman" w:hAnsi="Times New Roman" w:cs="Times New Roman"/>
-          <w:b w:val="0"/>
-          <w:szCs w:val="24"/>
-          <w:lang w:val="ru-RU"/>
-        </w:rPr>
-        <w:t xml:space="preserve">5.1. Технические </w:t>
-      </w:r>
-      <w:r>
-        <w:rPr>
-          <w:rFonts w:ascii="Times New Roman" w:hAnsi="Times New Roman" w:cs="Times New Roman"/>
-          <w:b w:val="0"/>
-          <w:szCs w:val="24"/>
-        </w:rPr>
-        <w:t>cookies</w:t>
-      </w:r>
-    </w:p>
-    <w:p>
-      <w:pPr>
-        <w:spacing w:after="0" w:line="240" w:lineRule="auto"/>
-        <w:jc w:val="both"/>
-        <w:rPr>
-          <w:rFonts w:cs="Times New Roman"/>
-          <w:szCs w:val="24"/>
-          <w:lang w:val="ru-RU"/>
-        </w:rPr>
-      </w:pPr>
-      <w:r>
-        <w:rPr>
-          <w:rFonts w:cs="Times New Roman"/>
-          <w:szCs w:val="24"/>
-          <w:lang w:val="ru-RU"/>
-        </w:rPr>
-        <w:t xml:space="preserve">Технические </w:t>
-      </w:r>
-      <w:r>
-        <w:rPr>
-          <w:rFonts w:cs="Times New Roman"/>
-          <w:szCs w:val="24"/>
-        </w:rPr>
-        <w:t>cookies</w:t>
-      </w:r>
-      <w:r>
-        <w:rPr>
-          <w:rFonts w:cs="Times New Roman"/>
-          <w:szCs w:val="24"/>
-          <w:lang w:val="ru-RU"/>
-        </w:rPr>
-        <w:t xml:space="preserve"> необходимы для корректной работы Сайта, его отдельных страниц, форм, настроек безопасности и пользо</w:t>
-      </w:r>
-      <w:r>
-        <w:rPr>
-          <w:rFonts w:cs="Times New Roman"/>
-          <w:szCs w:val="24"/>
-          <w:lang w:val="ru-RU"/>
-        </w:rPr>
-        <w:t>вательских функций.</w:t>
-      </w:r>
-    </w:p>
-    <w:p>
-      <w:pPr>
-        <w:spacing w:after="0" w:line="240" w:lineRule="auto"/>
-        <w:jc w:val="both"/>
-        <w:rPr>
-          <w:rFonts w:cs="Times New Roman"/>
-          <w:szCs w:val="24"/>
-          <w:lang w:val="ru-RU"/>
-        </w:rPr>
-      </w:pPr>
-      <w:r>
-        <w:rPr>
-          <w:rFonts w:cs="Times New Roman"/>
-          <w:szCs w:val="24"/>
-          <w:lang w:val="ru-RU"/>
-        </w:rPr>
-        <w:t xml:space="preserve">Без таких </w:t>
-      </w:r>
-      <w:r>
-        <w:rPr>
-          <w:rFonts w:cs="Times New Roman"/>
-          <w:szCs w:val="24"/>
-        </w:rPr>
-        <w:t>cookies</w:t>
-      </w:r>
-      <w:r>
-        <w:rPr>
-          <w:rFonts w:cs="Times New Roman"/>
-          <w:szCs w:val="24"/>
-          <w:lang w:val="ru-RU"/>
-        </w:rPr>
-        <w:t xml:space="preserve"> Сайт или его отдельные функции могут работать некорректно.</w:t>
-      </w:r>
-    </w:p>
-    <w:p>
-      <w:pPr>
-        <w:pStyle w:val="21"/>
-        <w:spacing w:before="0" w:after="0" w:line="240" w:lineRule="auto"/>
-        <w:jc w:val="both"/>
-        <w:rPr>
-          <w:rFonts w:ascii="Times New Roman" w:hAnsi="Times New Roman" w:cs="Times New Roman"/>
-          <w:b w:val="0"/>
-          <w:szCs w:val="24"/>
-          <w:lang w:val="ru-RU"/>
-        </w:rPr>
-      </w:pPr>
-      <w:r>
-        <w:rPr>
-          <w:rFonts w:ascii="Times New Roman" w:hAnsi="Times New Roman" w:cs="Times New Roman"/>
-          <w:b w:val="0"/>
-          <w:szCs w:val="24"/>
-          <w:lang w:val="ru-RU"/>
-        </w:rPr>
-        <w:t xml:space="preserve">5.2. Аналитические </w:t>
-      </w:r>
-      <w:r>
-        <w:rPr>
-          <w:rFonts w:ascii="Times New Roman" w:hAnsi="Times New Roman" w:cs="Times New Roman"/>
-          <w:b w:val="0"/>
-          <w:szCs w:val="24"/>
-        </w:rPr>
-        <w:t>cookies</w:t>
-      </w:r>
-    </w:p>
-    <w:p>
-      <w:pPr>
-        <w:spacing w:after="0" w:line="240" w:lineRule="auto"/>
-        <w:jc w:val="both"/>
-        <w:rPr>
-          <w:rFonts w:cs="Times New Roman"/>
-          <w:szCs w:val="24"/>
-          <w:lang w:val="ru-RU"/>
-        </w:rPr>
-      </w:pPr>
-      <w:r>
-        <w:rPr>
-          <w:rFonts w:cs="Times New Roman"/>
-          <w:szCs w:val="24"/>
-          <w:lang w:val="ru-RU"/>
-        </w:rPr>
-        <w:t xml:space="preserve">Аналитические </w:t>
-      </w:r>
-      <w:r>
-        <w:rPr>
-          <w:rFonts w:cs="Times New Roman"/>
-          <w:szCs w:val="24"/>
-        </w:rPr>
-        <w:t>cookies</w:t>
-      </w:r>
-      <w:r>
-        <w:rPr>
-          <w:rFonts w:cs="Times New Roman"/>
-          <w:szCs w:val="24"/>
-          <w:lang w:val="ru-RU"/>
-        </w:rPr>
-        <w:t xml:space="preserve"> используются для сбора статистики посещений Сайта, анализа действий пользователей, оценки удобства Сайта и улу</w:t>
-      </w:r>
-      <w:r>
-        <w:rPr>
-          <w:rFonts w:cs="Times New Roman"/>
-          <w:szCs w:val="24"/>
-          <w:lang w:val="ru-RU"/>
-        </w:rPr>
-        <w:t>чшения качества сервисов.</w:t>
-      </w:r>
-    </w:p>
-    <w:p>
-      <w:pPr>
-        <w:spacing w:after="0" w:line="240" w:lineRule="auto"/>
-        <w:jc w:val="both"/>
-        <w:rPr>
-          <w:rFonts w:cs="Times New Roman"/>
-          <w:szCs w:val="24"/>
-          <w:lang w:val="ru-RU"/>
-        </w:rPr>
-      </w:pPr>
-      <w:r>
-        <w:rPr>
-          <w:rFonts w:cs="Times New Roman"/>
-          <w:szCs w:val="24"/>
-          <w:lang w:val="ru-RU"/>
-        </w:rPr>
-        <w:t xml:space="preserve">Такие </w:t>
-      </w:r>
-      <w:r>
-        <w:rPr>
-          <w:rFonts w:cs="Times New Roman"/>
-          <w:szCs w:val="24"/>
-        </w:rPr>
-        <w:t>cookies</w:t>
-      </w:r>
-      <w:r>
-        <w:rPr>
-          <w:rFonts w:cs="Times New Roman"/>
-          <w:szCs w:val="24"/>
-          <w:lang w:val="ru-RU"/>
-        </w:rPr>
-        <w:t xml:space="preserve"> помогают понять, какие страницы посещаются чаще, какие разделы требуют доработки и как пользователи взаимодействуют с Сайтом.</w:t>
-      </w:r>
-    </w:p>
-    <w:p>
-      <w:pPr>
-        <w:pStyle w:val="21"/>
-        <w:spacing w:before="0" w:after="0" w:line="240" w:lineRule="auto"/>
-        <w:jc w:val="both"/>
-        <w:rPr>
-          <w:rFonts w:ascii="Times New Roman" w:hAnsi="Times New Roman" w:cs="Times New Roman"/>
-          <w:b w:val="0"/>
-          <w:szCs w:val="24"/>
-          <w:lang w:val="ru-RU"/>
-        </w:rPr>
-      </w:pPr>
-      <w:r>
-        <w:rPr>
-          <w:rFonts w:ascii="Times New Roman" w:hAnsi="Times New Roman" w:cs="Times New Roman"/>
-          <w:b w:val="0"/>
-          <w:szCs w:val="24"/>
-          <w:lang w:val="ru-RU"/>
-        </w:rPr>
-        <w:t xml:space="preserve">5.3. Маркетинговые и рекламные </w:t>
-      </w:r>
-      <w:r>
-        <w:rPr>
-          <w:rFonts w:ascii="Times New Roman" w:hAnsi="Times New Roman" w:cs="Times New Roman"/>
-          <w:b w:val="0"/>
-          <w:szCs w:val="24"/>
-        </w:rPr>
-        <w:t>cookies</w:t>
-      </w:r>
-    </w:p>
-    <w:p>
-      <w:pPr>
-        <w:spacing w:after="0" w:line="240" w:lineRule="auto"/>
-        <w:jc w:val="both"/>
-        <w:rPr>
-          <w:rFonts w:cs="Times New Roman"/>
-          <w:szCs w:val="24"/>
-          <w:lang w:val="ru-RU"/>
-        </w:rPr>
-      </w:pPr>
-      <w:r>
-        <w:rPr>
-          <w:rFonts w:cs="Times New Roman"/>
-          <w:szCs w:val="24"/>
-          <w:lang w:val="ru-RU"/>
-        </w:rPr>
-        <w:t xml:space="preserve">Маркетинговые и рекламные </w:t>
-      </w:r>
-      <w:r>
-        <w:rPr>
-          <w:rFonts w:cs="Times New Roman"/>
-          <w:szCs w:val="24"/>
-        </w:rPr>
-        <w:t>cookies</w:t>
-      </w:r>
-      <w:r>
-        <w:rPr>
-          <w:rFonts w:cs="Times New Roman"/>
-          <w:szCs w:val="24"/>
-          <w:lang w:val="ru-RU"/>
-        </w:rPr>
-        <w:t xml:space="preserve"> могут использоват</w:t>
-      </w:r>
-      <w:r>
-        <w:rPr>
-          <w:rFonts w:cs="Times New Roman"/>
-          <w:szCs w:val="24"/>
-          <w:lang w:val="ru-RU"/>
-        </w:rPr>
-        <w:t>ься для подбора более релевантной информации о программах, курсах, мероприятиях и иных услугах Оператора, а также для оценки эффективности рекламных и информационных материалов.</w:t>
-      </w:r>
-    </w:p>
-    <w:p>
-      <w:pPr>
-        <w:pStyle w:val="21"/>
-        <w:spacing w:before="0" w:after="0" w:line="240" w:lineRule="auto"/>
-        <w:jc w:val="both"/>
-        <w:rPr>
-          <w:rFonts w:ascii="Times New Roman" w:hAnsi="Times New Roman" w:cs="Times New Roman"/>
-          <w:b w:val="0"/>
-          <w:szCs w:val="24"/>
-          <w:lang w:val="ru-RU"/>
-        </w:rPr>
-      </w:pPr>
-      <w:r>
-        <w:rPr>
-          <w:rFonts w:ascii="Times New Roman" w:hAnsi="Times New Roman" w:cs="Times New Roman"/>
-          <w:b w:val="0"/>
-          <w:szCs w:val="24"/>
-          <w:lang w:val="ru-RU"/>
-        </w:rPr>
-        <w:t xml:space="preserve">5.4. </w:t>
-      </w:r>
-      <w:r>
-        <w:rPr>
-          <w:rFonts w:ascii="Times New Roman" w:hAnsi="Times New Roman" w:cs="Times New Roman"/>
-          <w:b w:val="0"/>
-          <w:szCs w:val="24"/>
-        </w:rPr>
-        <w:t>Cookies</w:t>
-      </w:r>
-      <w:r>
-        <w:rPr>
-          <w:rFonts w:ascii="Times New Roman" w:hAnsi="Times New Roman" w:cs="Times New Roman"/>
-          <w:b w:val="0"/>
-          <w:szCs w:val="24"/>
-          <w:lang w:val="ru-RU"/>
-        </w:rPr>
-        <w:t xml:space="preserve"> сторонних сервисов</w:t>
-      </w:r>
-    </w:p>
-    <w:p>
-      <w:pPr>
-        <w:spacing w:after="0" w:line="240" w:lineRule="auto"/>
-        <w:jc w:val="both"/>
-        <w:rPr>
-          <w:rFonts w:cs="Times New Roman"/>
-          <w:szCs w:val="24"/>
-          <w:lang w:val="ru-RU"/>
-        </w:rPr>
-      </w:pPr>
-      <w:r>
-        <w:rPr>
-          <w:rFonts w:cs="Times New Roman"/>
-          <w:szCs w:val="24"/>
-          <w:lang w:val="ru-RU"/>
-        </w:rPr>
-        <w:t xml:space="preserve">На Сайте могут использоваться </w:t>
-      </w:r>
-      <w:r>
-        <w:rPr>
-          <w:rFonts w:cs="Times New Roman"/>
-          <w:szCs w:val="24"/>
-        </w:rPr>
-        <w:t>cookies</w:t>
-      </w:r>
-      <w:r>
-        <w:rPr>
-          <w:rFonts w:cs="Times New Roman"/>
-          <w:szCs w:val="24"/>
-          <w:lang w:val="ru-RU"/>
-        </w:rPr>
-        <w:t xml:space="preserve"> и аналог</w:t>
-      </w:r>
-      <w:r>
-        <w:rPr>
-          <w:rFonts w:cs="Times New Roman"/>
-          <w:szCs w:val="24"/>
-          <w:lang w:val="ru-RU"/>
-        </w:rPr>
-        <w:t xml:space="preserve">ичные технологии сторонних сервисов, в том числе сервисов веб-аналитики, рекламы, коллтрекинга, онлайн-чата, </w:t>
-      </w:r>
-      <w:r>
-        <w:rPr>
-          <w:rFonts w:cs="Times New Roman"/>
-          <w:szCs w:val="24"/>
-        </w:rPr>
-        <w:t>AI</w:t>
-      </w:r>
-      <w:r>
-        <w:rPr>
-          <w:rFonts w:cs="Times New Roman"/>
-          <w:szCs w:val="24"/>
-          <w:lang w:val="ru-RU"/>
-        </w:rPr>
-        <w:t xml:space="preserve">-виджетов, </w:t>
-      </w:r>
-      <w:r>
-        <w:rPr>
-          <w:rFonts w:cs="Times New Roman"/>
-          <w:szCs w:val="24"/>
-        </w:rPr>
-        <w:t>CRM</w:t>
-      </w:r>
-      <w:r>
-        <w:rPr>
-          <w:rFonts w:cs="Times New Roman"/>
-          <w:szCs w:val="24"/>
-          <w:lang w:val="ru-RU"/>
-        </w:rPr>
-        <w:t>-систем, сервисов вебинаров и иных технических подрядчиков.</w:t>
-      </w:r>
-    </w:p>
-    <w:p>
-      <w:pPr>
-        <w:spacing w:after="0" w:line="240" w:lineRule="auto"/>
-        <w:jc w:val="both"/>
-        <w:rPr>
-          <w:rFonts w:cs="Times New Roman"/>
-          <w:szCs w:val="24"/>
-          <w:lang w:val="ru-RU"/>
-        </w:rPr>
-      </w:pPr>
-      <w:r>
-        <w:rPr>
-          <w:rFonts w:cs="Times New Roman"/>
-          <w:szCs w:val="24"/>
-          <w:lang w:val="ru-RU"/>
-        </w:rPr>
-        <w:t>Такие сервисы могут обрабатывать технические данные пользователя в соот</w:t>
-      </w:r>
-      <w:r>
-        <w:rPr>
-          <w:rFonts w:cs="Times New Roman"/>
-          <w:szCs w:val="24"/>
-          <w:lang w:val="ru-RU"/>
-        </w:rPr>
-        <w:t>ветствии со своими документами и настройками, а также по поручению Оператора, если это применимо.</w:t>
-      </w:r>
-    </w:p>
-    <w:p>
-      <w:pPr>
-        <w:spacing w:after="0" w:line="240" w:lineRule="auto"/>
-        <w:ind w:firstLine="720"/>
-        <w:jc w:val="both"/>
-        <w:rPr>
-          <w:rFonts w:cs="Times New Roman"/>
-          <w:szCs w:val="24"/>
-          <w:lang w:val="ru-RU"/>
-        </w:rPr>
-      </w:pPr>
-    </w:p>
-    <w:p>
-      <w:pPr>
-        <w:pStyle w:val="1"/>
-        <w:spacing w:before="0" w:after="0" w:line="240" w:lineRule="auto"/>
-        <w:jc w:val="center"/>
-        <w:rPr>
-          <w:rFonts w:ascii="Times New Roman" w:hAnsi="Times New Roman" w:cs="Times New Roman"/>
-          <w:sz w:val="24"/>
-          <w:szCs w:val="24"/>
-          <w:lang w:val="ru-RU"/>
-        </w:rPr>
-      </w:pPr>
-      <w:r>
-        <w:rPr>
-          <w:rFonts w:ascii="Times New Roman" w:hAnsi="Times New Roman" w:cs="Times New Roman"/>
-          <w:sz w:val="24"/>
-          <w:szCs w:val="24"/>
-          <w:lang w:val="ru-RU"/>
-        </w:rPr>
-        <w:t>6. Сторонние сервисы</w:t>
-      </w:r>
-    </w:p>
-    <w:p>
-      <w:pPr>
-        <w:spacing w:after="0" w:line="240" w:lineRule="auto"/>
-        <w:jc w:val="both"/>
-        <w:rPr>
-          <w:rFonts w:cs="Times New Roman"/>
-          <w:szCs w:val="24"/>
-          <w:lang w:val="ru-RU"/>
-        </w:rPr>
-      </w:pPr>
-      <w:r>
-        <w:rPr>
-          <w:rFonts w:cs="Times New Roman"/>
-          <w:szCs w:val="24"/>
-          <w:lang w:val="ru-RU"/>
-        </w:rPr>
-        <w:t xml:space="preserve">Для обеспечения работы Сайта, анализа посещаемости, обработки заявок, обратной связи, онлайн-коммуникации и улучшения качества сервисов </w:t>
-      </w:r>
-      <w:r>
-        <w:rPr>
-          <w:rFonts w:cs="Times New Roman"/>
-          <w:szCs w:val="24"/>
-          <w:lang w:val="ru-RU"/>
-        </w:rPr>
-        <w:t>Оператор может использовать сторонние сервисы.</w:t>
-      </w:r>
-    </w:p>
-    <w:p>
-      <w:pPr>
-        <w:spacing w:after="0" w:line="240" w:lineRule="auto"/>
-        <w:jc w:val="both"/>
-        <w:rPr>
-          <w:rFonts w:cs="Times New Roman"/>
-          <w:szCs w:val="24"/>
-          <w:lang w:val="ru-RU"/>
-        </w:rPr>
-      </w:pPr>
-      <w:r>
-        <w:rPr>
-          <w:rFonts w:cs="Times New Roman"/>
-          <w:szCs w:val="24"/>
-          <w:lang w:val="ru-RU"/>
-        </w:rPr>
-        <w:t>К таким сервисам могут относиться:</w:t>
-      </w:r>
-    </w:p>
-    <w:p>
-      <w:pPr>
-        <w:pStyle w:val="a0"/>
-        <w:numPr>
-          <w:ilvl w:val="0"/>
-          <w:numId w:val="8"/>
-        </w:numPr>
-        <w:spacing w:after="0" w:line="240" w:lineRule="auto"/>
-        <w:jc w:val="both"/>
-        <w:rPr>
-          <w:rFonts w:cs="Times New Roman"/>
-          <w:szCs w:val="24"/>
-        </w:rPr>
-      </w:pPr>
-      <w:r>
-        <w:rPr>
-          <w:rFonts w:cs="Times New Roman"/>
-          <w:szCs w:val="24"/>
-        </w:rPr>
-        <w:t>сервисы веб-аналитики;</w:t>
-      </w:r>
-    </w:p>
-    <w:p>
-      <w:pPr>
-        <w:pStyle w:val="a0"/>
-        <w:numPr>
-          <w:ilvl w:val="0"/>
-          <w:numId w:val="8"/>
-        </w:numPr>
-        <w:spacing w:after="0" w:line="240" w:lineRule="auto"/>
-        <w:jc w:val="both"/>
-        <w:rPr>
-          <w:rFonts w:cs="Times New Roman"/>
-          <w:szCs w:val="24"/>
-        </w:rPr>
-      </w:pPr>
-      <w:r>
-        <w:rPr>
-          <w:rFonts w:cs="Times New Roman"/>
-          <w:szCs w:val="24"/>
-        </w:rPr>
-        <w:t>CRM-системы;</w:t>
-      </w:r>
-    </w:p>
-    <w:p>
-      <w:pPr>
-        <w:pStyle w:val="a0"/>
-        <w:numPr>
-          <w:ilvl w:val="0"/>
-          <w:numId w:val="8"/>
-        </w:numPr>
-        <w:spacing w:after="0" w:line="240" w:lineRule="auto"/>
-        <w:jc w:val="both"/>
-        <w:rPr>
-          <w:rFonts w:cs="Times New Roman"/>
-          <w:szCs w:val="24"/>
-        </w:rPr>
-      </w:pPr>
-      <w:r>
-        <w:rPr>
-          <w:rFonts w:cs="Times New Roman"/>
-          <w:szCs w:val="24"/>
-        </w:rPr>
-        <w:t>сервисы электронной почты;</w:t>
-      </w:r>
-    </w:p>
-    <w:p>
-      <w:pPr>
-        <w:pStyle w:val="a0"/>
-        <w:numPr>
-          <w:ilvl w:val="0"/>
-          <w:numId w:val="8"/>
-        </w:numPr>
-        <w:spacing w:after="0" w:line="240" w:lineRule="auto"/>
-        <w:jc w:val="both"/>
-        <w:rPr>
-          <w:rFonts w:cs="Times New Roman"/>
-          <w:szCs w:val="24"/>
-        </w:rPr>
-      </w:pPr>
-      <w:r>
-        <w:rPr>
-          <w:rFonts w:cs="Times New Roman"/>
-          <w:szCs w:val="24"/>
-        </w:rPr>
-        <w:t>сервисы телефонии и коллтрекинга;</w:t>
-      </w:r>
-    </w:p>
-    <w:p>
-      <w:pPr>
-        <w:pStyle w:val="a0"/>
-        <w:numPr>
-          <w:ilvl w:val="0"/>
-          <w:numId w:val="8"/>
-        </w:numPr>
-        <w:spacing w:after="0" w:line="240" w:lineRule="auto"/>
-        <w:jc w:val="both"/>
-        <w:rPr>
-          <w:rFonts w:cs="Times New Roman"/>
-          <w:szCs w:val="24"/>
-        </w:rPr>
-      </w:pPr>
-      <w:r>
-        <w:rPr>
-          <w:rFonts w:cs="Times New Roman"/>
-          <w:szCs w:val="24"/>
-        </w:rPr>
-        <w:t>онлайн-чаты;</w:t>
-      </w:r>
-    </w:p>
-    <w:p>
-      <w:pPr>
-        <w:pStyle w:val="a0"/>
-        <w:numPr>
-          <w:ilvl w:val="0"/>
-          <w:numId w:val="8"/>
-        </w:numPr>
-        <w:spacing w:after="0" w:line="240" w:lineRule="auto"/>
-        <w:jc w:val="both"/>
-        <w:rPr>
-          <w:rFonts w:cs="Times New Roman"/>
-          <w:szCs w:val="24"/>
-        </w:rPr>
-      </w:pPr>
-      <w:r>
-        <w:rPr>
-          <w:rFonts w:cs="Times New Roman"/>
-          <w:szCs w:val="24"/>
-        </w:rPr>
-        <w:t>сервисы вебинаров;</w:t>
-      </w:r>
-    </w:p>
-    <w:p>
-      <w:pPr>
-        <w:pStyle w:val="a0"/>
-        <w:numPr>
-          <w:ilvl w:val="0"/>
-          <w:numId w:val="8"/>
-        </w:numPr>
-        <w:spacing w:after="0" w:line="240" w:lineRule="auto"/>
-        <w:jc w:val="both"/>
-        <w:rPr>
-          <w:rFonts w:cs="Times New Roman"/>
-          <w:szCs w:val="24"/>
-        </w:rPr>
-      </w:pPr>
-      <w:r>
-        <w:rPr>
-          <w:rFonts w:cs="Times New Roman"/>
-          <w:szCs w:val="24"/>
-        </w:rPr>
-        <w:t>платежные сервисы;</w:t>
-      </w:r>
-    </w:p>
-    <w:p>
-      <w:pPr>
-        <w:pStyle w:val="a0"/>
-        <w:numPr>
-          <w:ilvl w:val="0"/>
-          <w:numId w:val="8"/>
-        </w:numPr>
-        <w:spacing w:after="0" w:line="240" w:lineRule="auto"/>
-        <w:jc w:val="both"/>
-        <w:rPr>
-          <w:rFonts w:cs="Times New Roman"/>
-          <w:szCs w:val="24"/>
-        </w:rPr>
-      </w:pPr>
-      <w:r>
-        <w:rPr>
-          <w:rFonts w:cs="Times New Roman"/>
-          <w:szCs w:val="24"/>
-        </w:rPr>
-        <w:t xml:space="preserve">рекламные и маркетинговые </w:t>
-      </w:r>
-      <w:r>
-        <w:rPr>
-          <w:rFonts w:cs="Times New Roman"/>
-          <w:szCs w:val="24"/>
-        </w:rPr>
-        <w:t>сервисы;</w:t>
-      </w:r>
-    </w:p>
-    <w:p>
-      <w:pPr>
-        <w:pStyle w:val="a0"/>
-        <w:numPr>
-          <w:ilvl w:val="0"/>
-          <w:numId w:val="8"/>
-        </w:numPr>
-        <w:spacing w:after="0" w:line="240" w:lineRule="auto"/>
-        <w:jc w:val="both"/>
-        <w:rPr>
-          <w:rFonts w:cs="Times New Roman"/>
-          <w:szCs w:val="24"/>
-          <w:lang w:val="ru-RU"/>
-        </w:rPr>
-      </w:pPr>
-      <w:r>
-        <w:rPr>
-          <w:rFonts w:cs="Times New Roman"/>
-          <w:szCs w:val="24"/>
-          <w:lang w:val="ru-RU"/>
-        </w:rPr>
-        <w:t>провайдеры хостинга и технической поддержки Сайта.</w:t>
-      </w:r>
-    </w:p>
-    <w:p>
-      <w:pPr>
-        <w:spacing w:after="0" w:line="240" w:lineRule="auto"/>
-        <w:jc w:val="both"/>
-        <w:rPr>
-          <w:rFonts w:cs="Times New Roman"/>
-          <w:szCs w:val="24"/>
-          <w:lang w:val="ru-RU"/>
-        </w:rPr>
-      </w:pPr>
-      <w:r>
-        <w:rPr>
-          <w:rFonts w:cs="Times New Roman"/>
-          <w:szCs w:val="24"/>
-          <w:lang w:val="ru-RU"/>
-        </w:rPr>
-        <w:t>Передача данных таким лицам допускается в объеме, необходимом для достижения целей, указанных в настоящей Политике и Политике обработки персональных данных, при соблюдении требований законодательс</w:t>
-      </w:r>
-      <w:r>
-        <w:rPr>
-          <w:rFonts w:cs="Times New Roman"/>
-          <w:szCs w:val="24"/>
-          <w:lang w:val="ru-RU"/>
-        </w:rPr>
-        <w:t>тва Российской Федерации.</w:t>
-      </w:r>
-    </w:p>
-    <w:p>
-      <w:pPr>
-        <w:pStyle w:val="1"/>
-        <w:spacing w:before="0" w:after="0" w:line="240" w:lineRule="auto"/>
-        <w:jc w:val="both"/>
-        <w:rPr>
-          <w:rFonts w:ascii="Times New Roman" w:hAnsi="Times New Roman" w:cs="Times New Roman"/>
-          <w:sz w:val="24"/>
-          <w:szCs w:val="24"/>
-          <w:lang w:val="ru-RU"/>
-        </w:rPr>
-      </w:pPr>
-    </w:p>
-    <w:p>
-      <w:pPr>
-        <w:pStyle w:val="1"/>
-        <w:spacing w:before="0" w:after="0" w:line="240" w:lineRule="auto"/>
-        <w:jc w:val="center"/>
-        <w:rPr>
-          <w:rFonts w:ascii="Times New Roman" w:hAnsi="Times New Roman" w:cs="Times New Roman"/>
-          <w:sz w:val="24"/>
-          <w:szCs w:val="24"/>
-          <w:lang w:val="ru-RU"/>
-        </w:rPr>
-      </w:pPr>
-      <w:r>
-        <w:rPr>
-          <w:rFonts w:ascii="Times New Roman" w:hAnsi="Times New Roman" w:cs="Times New Roman"/>
-          <w:sz w:val="24"/>
-          <w:szCs w:val="24"/>
-          <w:lang w:val="ru-RU"/>
-        </w:rPr>
-        <w:t>7. Согласие пользователя</w:t>
-      </w:r>
-    </w:p>
-    <w:p>
-      <w:pPr>
-        <w:spacing w:after="0" w:line="240" w:lineRule="auto"/>
-        <w:jc w:val="both"/>
-        <w:rPr>
-          <w:rFonts w:cs="Times New Roman"/>
-          <w:szCs w:val="24"/>
-          <w:lang w:val="ru-RU"/>
-        </w:rPr>
-      </w:pPr>
-      <w:r>
-        <w:rPr>
-          <w:rFonts w:cs="Times New Roman"/>
-          <w:szCs w:val="24"/>
-          <w:lang w:val="ru-RU"/>
-        </w:rPr>
-        <w:t xml:space="preserve">При первом посещении Сайта пользователю может быть показано уведомление об использовании </w:t>
-      </w:r>
-      <w:r>
-        <w:rPr>
-          <w:rFonts w:cs="Times New Roman"/>
-          <w:szCs w:val="24"/>
-        </w:rPr>
-        <w:t>cookies</w:t>
-      </w:r>
-      <w:r>
-        <w:rPr>
-          <w:rFonts w:cs="Times New Roman"/>
-          <w:szCs w:val="24"/>
-          <w:lang w:val="ru-RU"/>
-        </w:rPr>
-        <w:t xml:space="preserve">. </w:t>
-      </w:r>
-    </w:p>
-    <w:p>
-      <w:pPr>
-        <w:spacing w:after="0" w:line="240" w:lineRule="auto"/>
-        <w:jc w:val="both"/>
-        <w:rPr>
-          <w:rFonts w:cs="Times New Roman"/>
-          <w:szCs w:val="24"/>
-          <w:lang w:val="ru-RU"/>
-        </w:rPr>
-      </w:pPr>
-      <w:r>
-        <w:rPr>
-          <w:rFonts w:cs="Times New Roman"/>
-          <w:szCs w:val="24"/>
-          <w:lang w:val="ru-RU"/>
-        </w:rPr>
-        <w:t xml:space="preserve">Нажимая кнопку «Принять», «Согласен», «Окей» или продолжая использовать Сайт после получения уведомления, пользователь подтверждает, что ознакомился с настоящей Политикой и соглашается с использованием </w:t>
-      </w:r>
-      <w:r>
-        <w:rPr>
-          <w:rFonts w:cs="Times New Roman"/>
-          <w:szCs w:val="24"/>
-        </w:rPr>
-        <w:t>cookies</w:t>
-      </w:r>
-      <w:r>
-        <w:rPr>
-          <w:rFonts w:cs="Times New Roman"/>
-          <w:szCs w:val="24"/>
-          <w:lang w:val="ru-RU"/>
-        </w:rPr>
-        <w:t xml:space="preserve"> и аналогичных технологий на условиях насто</w:t>
-      </w:r>
-      <w:r>
-        <w:rPr>
-          <w:rFonts w:cs="Times New Roman"/>
-          <w:szCs w:val="24"/>
-          <w:lang w:val="ru-RU"/>
-        </w:rPr>
-        <w:t>ящей Политики.</w:t>
-      </w:r>
-    </w:p>
-    <w:p>
-      <w:pPr>
-        <w:spacing w:after="0" w:line="240" w:lineRule="auto"/>
-        <w:jc w:val="both"/>
-        <w:rPr>
-          <w:rFonts w:cs="Times New Roman"/>
-          <w:szCs w:val="24"/>
-          <w:lang w:val="ru-RU"/>
-        </w:rPr>
-      </w:pPr>
-      <w:r>
-        <w:rPr>
-          <w:rFonts w:cs="Times New Roman"/>
-          <w:szCs w:val="24"/>
-          <w:lang w:val="ru-RU"/>
-        </w:rPr>
-        <w:t xml:space="preserve">Если на Сайте реализована возможность настройки </w:t>
-      </w:r>
-      <w:r>
-        <w:rPr>
-          <w:rFonts w:cs="Times New Roman"/>
-          <w:szCs w:val="24"/>
-        </w:rPr>
-        <w:t>cookies</w:t>
-      </w:r>
-      <w:r>
-        <w:rPr>
-          <w:rFonts w:cs="Times New Roman"/>
-          <w:szCs w:val="24"/>
-          <w:lang w:val="ru-RU"/>
-        </w:rPr>
-        <w:t xml:space="preserve">, пользователь может выбрать отдельные категории </w:t>
-      </w:r>
-      <w:r>
-        <w:rPr>
-          <w:rFonts w:cs="Times New Roman"/>
-          <w:szCs w:val="24"/>
-        </w:rPr>
-        <w:t>cookies</w:t>
-      </w:r>
-      <w:r>
-        <w:rPr>
-          <w:rFonts w:cs="Times New Roman"/>
-          <w:szCs w:val="24"/>
-          <w:lang w:val="ru-RU"/>
-        </w:rPr>
-        <w:t>, использование которых он разрешает.</w:t>
-      </w:r>
-    </w:p>
-    <w:p>
-      <w:pPr>
-        <w:spacing w:after="0" w:line="240" w:lineRule="auto"/>
-        <w:ind w:firstLine="720"/>
-        <w:jc w:val="both"/>
-        <w:rPr>
-          <w:rFonts w:cs="Times New Roman"/>
-          <w:szCs w:val="24"/>
-          <w:lang w:val="ru-RU"/>
-        </w:rPr>
-      </w:pPr>
-    </w:p>
-    <w:p>
-      <w:pPr>
-        <w:pStyle w:val="1"/>
-        <w:spacing w:before="0" w:after="0" w:line="240" w:lineRule="auto"/>
-        <w:jc w:val="center"/>
-        <w:rPr>
-          <w:rFonts w:ascii="Times New Roman" w:hAnsi="Times New Roman" w:cs="Times New Roman"/>
-          <w:sz w:val="24"/>
-          <w:szCs w:val="24"/>
-          <w:lang w:val="ru-RU"/>
-        </w:rPr>
-      </w:pPr>
-      <w:r>
-        <w:rPr>
-          <w:rFonts w:ascii="Times New Roman" w:hAnsi="Times New Roman" w:cs="Times New Roman"/>
-          <w:sz w:val="24"/>
-          <w:szCs w:val="24"/>
-          <w:lang w:val="ru-RU"/>
-        </w:rPr>
-        <w:t xml:space="preserve">8. Как отказаться от </w:t>
-      </w:r>
-      <w:r>
-        <w:rPr>
-          <w:rFonts w:ascii="Times New Roman" w:hAnsi="Times New Roman" w:cs="Times New Roman"/>
-          <w:sz w:val="24"/>
-          <w:szCs w:val="24"/>
-        </w:rPr>
-        <w:t>cookies</w:t>
-      </w:r>
-    </w:p>
-    <w:p>
-      <w:pPr>
-        <w:spacing w:after="0" w:line="240" w:lineRule="auto"/>
-        <w:jc w:val="both"/>
-        <w:rPr>
-          <w:rFonts w:cs="Times New Roman"/>
-          <w:szCs w:val="24"/>
-          <w:lang w:val="ru-RU"/>
-        </w:rPr>
-      </w:pPr>
-      <w:r>
-        <w:rPr>
-          <w:rFonts w:cs="Times New Roman"/>
-          <w:szCs w:val="24"/>
-          <w:lang w:val="ru-RU"/>
-        </w:rPr>
-        <w:t xml:space="preserve">Пользователь может отказаться от использования </w:t>
-      </w:r>
-      <w:r>
-        <w:rPr>
-          <w:rFonts w:cs="Times New Roman"/>
-          <w:szCs w:val="24"/>
-        </w:rPr>
-        <w:t>cookies</w:t>
-      </w:r>
-      <w:r>
-        <w:rPr>
-          <w:rFonts w:cs="Times New Roman"/>
-          <w:szCs w:val="24"/>
-          <w:lang w:val="ru-RU"/>
-        </w:rPr>
-        <w:t xml:space="preserve"> или уда</w:t>
-      </w:r>
-      <w:r>
-        <w:rPr>
-          <w:rFonts w:cs="Times New Roman"/>
-          <w:szCs w:val="24"/>
-          <w:lang w:val="ru-RU"/>
-        </w:rPr>
-        <w:t xml:space="preserve">лить ранее сохраненные </w:t>
-      </w:r>
-      <w:r>
-        <w:rPr>
-          <w:rFonts w:cs="Times New Roman"/>
-          <w:szCs w:val="24"/>
-        </w:rPr>
-        <w:t>cookies</w:t>
-      </w:r>
-      <w:r>
-        <w:rPr>
-          <w:rFonts w:cs="Times New Roman"/>
-          <w:szCs w:val="24"/>
-          <w:lang w:val="ru-RU"/>
-        </w:rPr>
-        <w:t xml:space="preserve"> в настройках своего браузера.</w:t>
-      </w:r>
-    </w:p>
-    <w:p>
-      <w:pPr>
-        <w:spacing w:after="0" w:line="240" w:lineRule="auto"/>
-        <w:jc w:val="both"/>
-        <w:rPr>
-          <w:rFonts w:cs="Times New Roman"/>
-          <w:szCs w:val="24"/>
-          <w:lang w:val="ru-RU"/>
-        </w:rPr>
-      </w:pPr>
-      <w:r>
-        <w:rPr>
-          <w:rFonts w:cs="Times New Roman"/>
-          <w:szCs w:val="24"/>
-          <w:lang w:val="ru-RU"/>
-        </w:rPr>
-        <w:t>Порядок изменения настроек зависит от используемого браузера и устройства пользователя. Обычно такие настройки доступны в разделе «Конфиденциальность», «Безопасность», «</w:t>
-      </w:r>
-      <w:r>
-        <w:rPr>
-          <w:rFonts w:cs="Times New Roman"/>
-          <w:szCs w:val="24"/>
-        </w:rPr>
-        <w:t>Cookies</w:t>
-      </w:r>
-      <w:r>
-        <w:rPr>
-          <w:rFonts w:cs="Times New Roman"/>
-          <w:szCs w:val="24"/>
-          <w:lang w:val="ru-RU"/>
-        </w:rPr>
-        <w:t>» или аналогичном р</w:t>
-      </w:r>
-      <w:r>
-        <w:rPr>
-          <w:rFonts w:cs="Times New Roman"/>
-          <w:szCs w:val="24"/>
-          <w:lang w:val="ru-RU"/>
-        </w:rPr>
-        <w:t>азделе браузера.</w:t>
-      </w:r>
-    </w:p>
-    <w:p>
-      <w:pPr>
-        <w:spacing w:after="0" w:line="240" w:lineRule="auto"/>
-        <w:jc w:val="both"/>
-        <w:rPr>
-          <w:rFonts w:cs="Times New Roman"/>
-          <w:szCs w:val="24"/>
-          <w:lang w:val="ru-RU"/>
-        </w:rPr>
-      </w:pPr>
-      <w:r>
-        <w:rPr>
-          <w:rFonts w:cs="Times New Roman"/>
-          <w:szCs w:val="24"/>
-          <w:lang w:val="ru-RU"/>
-        </w:rPr>
-        <w:t xml:space="preserve">При отключении </w:t>
-      </w:r>
-      <w:r>
-        <w:rPr>
-          <w:rFonts w:cs="Times New Roman"/>
-          <w:szCs w:val="24"/>
-        </w:rPr>
-        <w:t>cookies</w:t>
-      </w:r>
-      <w:r>
-        <w:rPr>
-          <w:rFonts w:cs="Times New Roman"/>
-          <w:szCs w:val="24"/>
-          <w:lang w:val="ru-RU"/>
-        </w:rPr>
-        <w:t xml:space="preserve"> отдельные функции Сайта могут работать некорректно, в том числе формы записи, обратной связи, сохранение настроек, работа отдельных виджетов и иных сервисов Сайта.</w:t>
-      </w:r>
-    </w:p>
-    <w:p>
-      <w:pPr>
-        <w:spacing w:after="0" w:line="240" w:lineRule="auto"/>
-        <w:ind w:firstLine="720"/>
-        <w:jc w:val="both"/>
-        <w:rPr>
-          <w:rFonts w:cs="Times New Roman"/>
-          <w:szCs w:val="24"/>
-          <w:lang w:val="ru-RU"/>
-        </w:rPr>
-      </w:pPr>
-    </w:p>
-    <w:p>
-      <w:pPr>
-        <w:pStyle w:val="1"/>
-        <w:spacing w:before="0" w:after="0" w:line="240" w:lineRule="auto"/>
-        <w:jc w:val="center"/>
-        <w:rPr>
-          <w:rFonts w:ascii="Times New Roman" w:hAnsi="Times New Roman" w:cs="Times New Roman"/>
-          <w:sz w:val="24"/>
-          <w:szCs w:val="24"/>
-          <w:lang w:val="ru-RU"/>
-        </w:rPr>
-      </w:pPr>
-      <w:r>
-        <w:rPr>
-          <w:rFonts w:ascii="Times New Roman" w:hAnsi="Times New Roman" w:cs="Times New Roman"/>
-          <w:sz w:val="24"/>
-          <w:szCs w:val="24"/>
-          <w:lang w:val="ru-RU"/>
-        </w:rPr>
-        <w:t xml:space="preserve">9. Срок хранения </w:t>
-      </w:r>
-      <w:r>
-        <w:rPr>
-          <w:rFonts w:ascii="Times New Roman" w:hAnsi="Times New Roman" w:cs="Times New Roman"/>
-          <w:sz w:val="24"/>
-          <w:szCs w:val="24"/>
-        </w:rPr>
-        <w:t>cookies</w:t>
-      </w:r>
-    </w:p>
-    <w:p>
-      <w:pPr>
-        <w:spacing w:after="0" w:line="240" w:lineRule="auto"/>
-        <w:jc w:val="both"/>
-        <w:rPr>
-          <w:rFonts w:cs="Times New Roman"/>
-          <w:szCs w:val="24"/>
-          <w:lang w:val="ru-RU"/>
-        </w:rPr>
-      </w:pPr>
-      <w:r>
-        <w:rPr>
-          <w:rFonts w:cs="Times New Roman"/>
-          <w:szCs w:val="24"/>
-          <w:lang w:val="ru-RU"/>
-        </w:rPr>
-        <w:t xml:space="preserve">Срок хранения </w:t>
-      </w:r>
-      <w:r>
-        <w:rPr>
-          <w:rFonts w:cs="Times New Roman"/>
-          <w:szCs w:val="24"/>
-        </w:rPr>
-        <w:t>cookies</w:t>
-      </w:r>
-      <w:r>
-        <w:rPr>
-          <w:rFonts w:cs="Times New Roman"/>
-          <w:szCs w:val="24"/>
-          <w:lang w:val="ru-RU"/>
-        </w:rPr>
-        <w:t xml:space="preserve"> зависит от их вида, назначения и настроек используемого браузера или стороннего сервиса.</w:t>
-      </w:r>
-    </w:p>
-    <w:p>
-      <w:pPr>
-        <w:spacing w:after="0" w:line="240" w:lineRule="auto"/>
-        <w:jc w:val="both"/>
-        <w:rPr>
-          <w:rFonts w:cs="Times New Roman"/>
-          <w:szCs w:val="24"/>
-          <w:lang w:val="ru-RU"/>
-        </w:rPr>
-      </w:pPr>
-      <w:r>
-        <w:rPr>
-          <w:rFonts w:cs="Times New Roman"/>
-          <w:szCs w:val="24"/>
-        </w:rPr>
-        <w:t>Cookies</w:t>
-      </w:r>
-      <w:r>
-        <w:rPr>
-          <w:rFonts w:cs="Times New Roman"/>
-          <w:szCs w:val="24"/>
-          <w:lang w:val="ru-RU"/>
-        </w:rPr>
-        <w:t xml:space="preserve"> могут быть:</w:t>
-      </w:r>
-    </w:p>
-    <w:p>
-      <w:pPr>
-        <w:spacing w:after="0" w:line="240" w:lineRule="auto"/>
-        <w:jc w:val="both"/>
-        <w:rPr>
-          <w:rFonts w:cs="Times New Roman"/>
-          <w:szCs w:val="24"/>
-          <w:lang w:val="ru-RU"/>
-        </w:rPr>
-      </w:pPr>
-      <w:r>
-        <w:rPr>
-          <w:rFonts w:cs="Times New Roman"/>
-          <w:szCs w:val="24"/>
-          <w:lang w:val="ru-RU"/>
-        </w:rPr>
-        <w:t>1. сеансовыми — сохраняются только на время посещения Сайта и удаляются после закрытия браузера;</w:t>
-      </w:r>
-    </w:p>
-    <w:p>
-      <w:pPr>
-        <w:spacing w:after="0" w:line="240" w:lineRule="auto"/>
-        <w:jc w:val="both"/>
-        <w:rPr>
-          <w:rFonts w:cs="Times New Roman"/>
-          <w:szCs w:val="24"/>
-          <w:lang w:val="ru-RU"/>
-        </w:rPr>
-      </w:pPr>
-      <w:r>
-        <w:rPr>
-          <w:rFonts w:cs="Times New Roman"/>
-          <w:szCs w:val="24"/>
-          <w:lang w:val="ru-RU"/>
-        </w:rPr>
-        <w:t xml:space="preserve">2. постоянными — сохраняются на устройстве </w:t>
-      </w:r>
-      <w:r>
-        <w:rPr>
-          <w:rFonts w:cs="Times New Roman"/>
-          <w:szCs w:val="24"/>
-          <w:lang w:val="ru-RU"/>
-        </w:rPr>
-        <w:t>пользователя в течение определенного срока или до их удаления пользователем.</w:t>
-      </w:r>
-    </w:p>
-    <w:p>
-      <w:pPr>
-        <w:spacing w:after="0" w:line="240" w:lineRule="auto"/>
-        <w:jc w:val="both"/>
-        <w:rPr>
-          <w:rFonts w:cs="Times New Roman"/>
-          <w:szCs w:val="24"/>
-          <w:lang w:val="ru-RU"/>
-        </w:rPr>
-      </w:pPr>
-      <w:r>
-        <w:rPr>
-          <w:rFonts w:cs="Times New Roman"/>
-          <w:szCs w:val="24"/>
-          <w:lang w:val="ru-RU"/>
-        </w:rPr>
-        <w:t xml:space="preserve">Оператор не хранит </w:t>
-      </w:r>
-      <w:r>
-        <w:rPr>
-          <w:rFonts w:cs="Times New Roman"/>
-          <w:szCs w:val="24"/>
-        </w:rPr>
-        <w:t>cookies</w:t>
-      </w:r>
-      <w:r>
-        <w:rPr>
-          <w:rFonts w:cs="Times New Roman"/>
-          <w:szCs w:val="24"/>
-          <w:lang w:val="ru-RU"/>
-        </w:rPr>
-        <w:t xml:space="preserve"> дольше, чем это необходимо для достижения целей их использования, если иной срок не установлен законодательством Российской Федерации, настройками брауз</w:t>
-      </w:r>
-      <w:r>
-        <w:rPr>
-          <w:rFonts w:cs="Times New Roman"/>
-          <w:szCs w:val="24"/>
-          <w:lang w:val="ru-RU"/>
-        </w:rPr>
-        <w:t>ера пользователя или правилами соответствующего стороннего сервиса.</w:t>
-      </w:r>
-    </w:p>
-    <w:p>
-      <w:pPr>
-        <w:spacing w:after="0" w:line="240" w:lineRule="auto"/>
-        <w:ind w:firstLine="397"/>
-        <w:jc w:val="both"/>
-        <w:rPr>
-          <w:rFonts w:cs="Times New Roman"/>
-          <w:szCs w:val="24"/>
-          <w:lang w:val="ru-RU"/>
-        </w:rPr>
-      </w:pPr>
-    </w:p>
-    <w:p>
-      <w:pPr>
-        <w:pStyle w:val="1"/>
-        <w:spacing w:before="0" w:after="0" w:line="240" w:lineRule="auto"/>
-        <w:jc w:val="center"/>
-        <w:rPr>
-          <w:rFonts w:ascii="Times New Roman" w:hAnsi="Times New Roman" w:cs="Times New Roman"/>
-          <w:sz w:val="24"/>
-          <w:szCs w:val="24"/>
-          <w:lang w:val="ru-RU"/>
-        </w:rPr>
-      </w:pPr>
-      <w:r>
-        <w:rPr>
-          <w:rFonts w:ascii="Times New Roman" w:hAnsi="Times New Roman" w:cs="Times New Roman"/>
-          <w:sz w:val="24"/>
-          <w:szCs w:val="24"/>
-          <w:lang w:val="ru-RU"/>
-        </w:rPr>
-        <w:t>10. Изменение Политики</w:t>
-      </w:r>
-    </w:p>
-    <w:p>
-      <w:pPr>
-        <w:spacing w:after="0" w:line="240" w:lineRule="auto"/>
-        <w:jc w:val="both"/>
-        <w:rPr>
-          <w:rFonts w:cs="Times New Roman"/>
-          <w:szCs w:val="24"/>
-          <w:lang w:val="ru-RU"/>
-        </w:rPr>
-      </w:pPr>
-      <w:r>
-        <w:rPr>
-          <w:rFonts w:cs="Times New Roman"/>
-          <w:szCs w:val="24"/>
-          <w:lang w:val="ru-RU"/>
-        </w:rPr>
-        <w:t>Оператор вправе изменять настоящую Политику.</w:t>
-      </w:r>
-    </w:p>
-    <w:p>
-      <w:pPr>
-        <w:spacing w:after="0" w:line="240" w:lineRule="auto"/>
-        <w:jc w:val="both"/>
-        <w:rPr>
-          <w:rFonts w:cs="Times New Roman"/>
-          <w:szCs w:val="24"/>
-          <w:lang w:val="ru-RU"/>
-        </w:rPr>
-      </w:pPr>
-      <w:r>
-        <w:rPr>
-          <w:rFonts w:cs="Times New Roman"/>
-          <w:szCs w:val="24"/>
-          <w:lang w:val="ru-RU"/>
-        </w:rPr>
-        <w:t>Новая редакция Политики вступает в силу с момента ее размещения на Сайте, если иной срок не указан в новой редакции Пол</w:t>
-      </w:r>
-      <w:r>
-        <w:rPr>
-          <w:rFonts w:cs="Times New Roman"/>
-          <w:szCs w:val="24"/>
-          <w:lang w:val="ru-RU"/>
-        </w:rPr>
-        <w:t>итики.</w:t>
-      </w:r>
-    </w:p>
-    <w:p>
-      <w:pPr>
-        <w:spacing w:after="0" w:line="240" w:lineRule="auto"/>
-        <w:jc w:val="both"/>
-        <w:rPr>
-          <w:rFonts w:cs="Times New Roman"/>
-          <w:szCs w:val="24"/>
-          <w:lang w:val="ru-RU"/>
-        </w:rPr>
-      </w:pPr>
-      <w:r>
-        <w:rPr>
-          <w:rFonts w:cs="Times New Roman"/>
-          <w:szCs w:val="24"/>
-          <w:lang w:val="ru-RU"/>
-        </w:rPr>
-        <w:t>Пользователю рекомендуется периодически проверять актуальную редакцию настоящей Политики.</w:t>
-      </w:r>
-    </w:p>
-    <w:p>
-      <w:pPr>
-        <w:spacing w:after="0" w:line="240" w:lineRule="auto"/>
-        <w:ind w:firstLine="720"/>
-        <w:jc w:val="both"/>
-        <w:rPr>
-          <w:rFonts w:cs="Times New Roman"/>
-          <w:szCs w:val="24"/>
-          <w:lang w:val="ru-RU"/>
-        </w:rPr>
-      </w:pPr>
-    </w:p>
-    <w:p>
-      <w:pPr>
-        <w:pStyle w:val="1"/>
-        <w:spacing w:before="0" w:after="0" w:line="240" w:lineRule="auto"/>
-        <w:jc w:val="center"/>
-        <w:rPr>
-          <w:rFonts w:ascii="Times New Roman" w:hAnsi="Times New Roman" w:cs="Times New Roman"/>
-          <w:sz w:val="24"/>
-          <w:szCs w:val="24"/>
-          <w:lang w:val="ru-RU"/>
-        </w:rPr>
-      </w:pPr>
-      <w:r>
-        <w:rPr>
-          <w:rFonts w:ascii="Times New Roman" w:hAnsi="Times New Roman" w:cs="Times New Roman"/>
-          <w:sz w:val="24"/>
-          <w:szCs w:val="24"/>
-          <w:lang w:val="ru-RU"/>
-        </w:rPr>
-        <w:t>11. Связь с Оператором</w:t>
-      </w:r>
-    </w:p>
-    <w:p>
-      <w:pPr>
-        <w:rPr>
-          <w:lang w:val="ru-RU"/>
-        </w:rPr>
-      </w:pPr>
-      <w:r>
-        <w:rPr>
-          <w:rFonts w:cs="Times New Roman"/>
-          <w:szCs w:val="24"/>
-          <w:lang w:val="ru-RU"/>
-        </w:rPr>
-        <w:t xml:space="preserve">По вопросам, связанным с использованием </w:t>
-      </w:r>
-      <w:r>
-        <w:rPr>
-          <w:rFonts w:cs="Times New Roman"/>
-          <w:szCs w:val="24"/>
-        </w:rPr>
-        <w:t>cookies</w:t>
-      </w:r>
-      <w:r>
-        <w:rPr>
-          <w:rFonts w:cs="Times New Roman"/>
-          <w:szCs w:val="24"/>
-          <w:lang w:val="ru-RU"/>
-        </w:rPr>
-        <w:t xml:space="preserve"> и обработкой персональных данных, пользователь может обратиться к Оператору по адресу э</w:t>
-      </w:r>
-      <w:r>
-        <w:rPr>
-          <w:rFonts w:cs="Times New Roman"/>
-          <w:szCs w:val="24"/>
-          <w:lang w:val="ru-RU"/>
-        </w:rPr>
-        <w:t xml:space="preserve">лектронной почты: </w:t>
       </w:r>
       <w:hyperlink r:id="rId10" w:history="1">
         <w:r>
@@ -2738,13 +341,103 @@
           <w:t>rappy@yandex.ru</w:t>
         </w:r>
       </w:hyperlink>
-      <w:r>
-        <w:rPr>
-          <w:rFonts w:cs="Times New Roman"/>
-          <w:szCs w:val="24"/>
-          <w:lang w:val="ru-RU"/>
-        </w:rPr>
-        <w:t>.</w:t>
+    </w:p>
+    <w:p>
+      <w:pPr>
+        <w:spacing w:after="0" w:line="240" w:lineRule="auto"/>
+        <w:jc w:val="both"/>
+        <w:rPr>
+          <w:rFonts w:cs="Times New Roman"/>
+          <w:sz w:val="22"/>
+          <w:lang w:val="ru-RU"/>
+        </w:rPr>
+      </w:pPr>
+    </w:p>
+    <w:p>
+      <w:pPr>
+        <w:pStyle w:val="1"/>
+        <w:spacing w:before="0" w:after="0" w:line="240" w:lineRule="auto"/>
+        <w:jc w:val="center"/>
+        <w:rPr>
+          <w:rFonts w:ascii="Times New Roman" w:hAnsi="Times New Roman" w:cs="Times New Roman"/>
+          <w:sz w:val="24"/>
+          <w:szCs w:val="24"/>
+          <w:lang w:val="ru-RU"/>
+        </w:rPr>
+      </w:pPr>
+      <w:r>
+        <w:rPr>
+          <w:rFonts w:ascii="Times New Roman" w:hAnsi="Times New Roman" w:cs="Times New Roman"/>
+          <w:sz w:val="24"/>
+          <w:szCs w:val="24"/>
+          <w:lang w:val="ru-RU"/>
+        </w:rPr>
+        <w:t xml:space="preserve">2. Определение </w:t>
+      </w:r>
+      <w:r>
+        <w:rPr>
+          <w:rFonts w:ascii="Times New Roman" w:hAnsi="Times New Roman" w:cs="Times New Roman"/>
+          <w:sz w:val="24"/>
+          <w:szCs w:val="24"/>
+        </w:rPr>
+        <w:t>cookies</w:t>
+      </w:r>
+    </w:p>
+    <w:p>
+      <w:pPr>
+        <w:spacing w:after="0" w:line="240" w:lineRule="auto"/>
+        <w:jc w:val="both"/>
+        <w:rPr>
+          <w:rFonts w:cs="Times New Roman"/>
+          <w:szCs w:val="24"/>
+          <w:lang w:val="ru-RU"/>
+        </w:rPr>
+      </w:pPr>
+      <w:r>
+        <w:rPr>
+          <w:rFonts w:cs="Times New Roman"/>
+          <w:szCs w:val="24"/>
+          <w:lang w:val="ru-RU"/>
+        </w:rPr>
+        <w:t>Cookies — это небольшие фрагменты данных, которые сохраняются на устройстве пользователя при посещении Сайта.</w:t>
+      </w:r>
+    </w:p>
+    <w:p>
+      <w:pPr>
+        <w:spacing w:after="0" w:line="240" w:lineRule="auto"/>
+        <w:jc w:val="both"/>
+        <w:rPr>
+          <w:rFonts w:cs="Times New Roman"/>
+          <w:szCs w:val="24"/>
+          <w:lang w:val="ru-RU"/>
+        </w:rPr>
+      </w:pPr>
+      <w:r>
+        <w:rPr>
+          <w:rFonts w:cs="Times New Roman"/>
+          <w:szCs w:val="24"/>
+          <w:lang w:val="ru-RU"/>
+        </w:rPr>
+        <w:t>Cookies позволяют Сайту распознавать устройство пользователя, обеспечивать работу отдельных функций Сайта, сохранять пользовательские настройки, анализировать посещаемость Сайта и улучшать качество предоставляемых сервисов.</w:t>
+      </w:r>
+    </w:p>
+    <w:p>
+      <w:pPr>
+        <w:spacing w:after="0" w:line="240" w:lineRule="auto"/>
+        <w:jc w:val="both"/>
+        <w:rPr>
+          <w:rFonts w:cs="Times New Roman"/>
+          <w:szCs w:val="24"/>
+          <w:lang w:val="ru-RU"/>
+        </w:rPr>
+      </w:pPr>
+      <w:r>
+        <w:rPr>
+          <w:rFonts w:cs="Times New Roman"/>
+          <w:szCs w:val="24"/>
+          <w:lang w:val="ru-RU"/>
+        </w:rPr>
+        <w:t>Под аналогичными технологиями в настоящей Политике понимаются также пиксели, идентификаторы, локальное хранилище браузера и иные технические средства, которые позволяют получать и обрабатывать сведения об использовании Сайта.</w:t>
       </w:r>
     </w:p>
     <w:p>
@@ -2758,12 +451,2365 @@
           <w:lang w:val="ru-RU"/>
         </w:rPr>
       </w:pPr>
-      <w:r>
-        <w:rPr>
+    </w:p>
+    <w:p>
+      <w:pPr>
+        <w:pStyle w:val="1"/>
+        <w:spacing w:before="0" w:after="0" w:line="240" w:lineRule="auto"/>
+        <w:jc w:val="center"/>
+        <w:rPr>
+          <w:rFonts w:ascii="Times New Roman" w:hAnsi="Times New Roman" w:cs="Times New Roman"/>
+          <w:sz w:val="24"/>
+          <w:szCs w:val="24"/>
+          <w:lang w:val="ru-RU"/>
+        </w:rPr>
+      </w:pPr>
+      <w:r>
+        <w:rPr>
+          <w:rFonts w:ascii="Times New Roman" w:hAnsi="Times New Roman" w:cs="Times New Roman"/>
+          <w:sz w:val="24"/>
+          <w:szCs w:val="24"/>
+          <w:lang w:val="ru-RU"/>
+        </w:rPr>
+        <w:t>3. Какие данные могут обрабатываться</w:t>
+      </w:r>
+    </w:p>
+    <w:p>
+      <w:pPr>
+        <w:spacing w:after="0" w:line="240" w:lineRule="auto"/>
+        <w:jc w:val="both"/>
+        <w:rPr>
+          <w:rFonts w:cs="Times New Roman"/>
+          <w:szCs w:val="24"/>
+          <w:lang w:val="ru-RU"/>
+        </w:rPr>
+      </w:pPr>
+      <w:r>
+        <w:rPr>
+          <w:rFonts w:cs="Times New Roman"/>
+          <w:szCs w:val="24"/>
+          <w:lang w:val="ru-RU"/>
+        </w:rPr>
+        <w:t xml:space="preserve">При использовании </w:t>
+      </w:r>
+      <w:r>
+        <w:rPr>
+          <w:rFonts w:cs="Times New Roman"/>
+          <w:szCs w:val="24"/>
+        </w:rPr>
+        <w:t>cookies</w:t>
+      </w:r>
+      <w:r>
+        <w:rPr>
+          <w:rFonts w:cs="Times New Roman"/>
+          <w:szCs w:val="24"/>
+          <w:lang w:val="ru-RU"/>
+        </w:rPr>
+        <w:t xml:space="preserve"> и аналогичных технологий Оператор может обрабатывать следующие технические данные:</w:t>
+      </w:r>
+    </w:p>
+    <w:p>
+      <w:pPr>
+        <w:pStyle w:val="a0"/>
+        <w:numPr>
+          <w:ilvl w:val="0"/>
+          <w:numId w:val="7"/>
+        </w:numPr>
+        <w:spacing w:after="0" w:line="240" w:lineRule="auto"/>
+        <w:ind w:left="426" w:hanging="426"/>
+        <w:jc w:val="both"/>
+        <w:rPr>
+          <w:rFonts w:cs="Times New Roman"/>
+          <w:szCs w:val="24"/>
+        </w:rPr>
+      </w:pPr>
+      <w:r>
+        <w:rPr>
+          <w:rFonts w:cs="Times New Roman"/>
+          <w:szCs w:val="24"/>
+        </w:rPr>
+        <w:t>IP-адрес;</w:t>
+      </w:r>
+    </w:p>
+    <w:p>
+      <w:pPr>
+        <w:pStyle w:val="a0"/>
+        <w:numPr>
+          <w:ilvl w:val="0"/>
+          <w:numId w:val="7"/>
+        </w:numPr>
+        <w:spacing w:after="0" w:line="240" w:lineRule="auto"/>
+        <w:ind w:left="426" w:hanging="426"/>
+        <w:jc w:val="both"/>
+        <w:rPr>
+          <w:rFonts w:cs="Times New Roman"/>
+          <w:szCs w:val="24"/>
+        </w:rPr>
+      </w:pPr>
+      <w:r>
+        <w:rPr>
+          <w:rFonts w:cs="Times New Roman"/>
+          <w:szCs w:val="24"/>
+        </w:rPr>
+        <w:t>cookie-идентификаторы;</w:t>
+      </w:r>
+    </w:p>
+    <w:p>
+      <w:pPr>
+        <w:pStyle w:val="a0"/>
+        <w:numPr>
+          <w:ilvl w:val="0"/>
+          <w:numId w:val="7"/>
+        </w:numPr>
+        <w:spacing w:after="0" w:line="240" w:lineRule="auto"/>
+        <w:ind w:left="426" w:hanging="426"/>
+        <w:jc w:val="both"/>
+        <w:rPr>
+          <w:rFonts w:cs="Times New Roman"/>
+          <w:szCs w:val="24"/>
+        </w:rPr>
+      </w:pPr>
+      <w:r>
+        <w:rPr>
+          <w:rFonts w:cs="Times New Roman"/>
+          <w:szCs w:val="24"/>
+        </w:rPr>
+        <w:t>сведения о браузере;</w:t>
+      </w:r>
+    </w:p>
+    <w:p>
+      <w:pPr>
+        <w:pStyle w:val="a0"/>
+        <w:numPr>
+          <w:ilvl w:val="0"/>
+          <w:numId w:val="7"/>
+        </w:numPr>
+        <w:spacing w:after="0" w:line="240" w:lineRule="auto"/>
+        <w:ind w:left="426" w:hanging="426"/>
+        <w:jc w:val="both"/>
+        <w:rPr>
+          <w:rFonts w:cs="Times New Roman"/>
+          <w:szCs w:val="24"/>
+        </w:rPr>
+      </w:pPr>
+      <w:r>
+        <w:rPr>
+          <w:rFonts w:cs="Times New Roman"/>
+          <w:szCs w:val="24"/>
+        </w:rPr>
+        <w:t>сведения об устройстве пользователя;</w:t>
+      </w:r>
+    </w:p>
+    <w:p>
+      <w:pPr>
+        <w:pStyle w:val="a0"/>
+        <w:numPr>
+          <w:ilvl w:val="0"/>
+          <w:numId w:val="7"/>
+        </w:numPr>
+        <w:spacing w:after="0" w:line="240" w:lineRule="auto"/>
+        <w:ind w:left="426" w:hanging="426"/>
+        <w:jc w:val="both"/>
+        <w:rPr>
+          <w:rFonts w:cs="Times New Roman"/>
+          <w:szCs w:val="24"/>
+        </w:rPr>
+      </w:pPr>
+      <w:r>
+        <w:rPr>
+          <w:rFonts w:cs="Times New Roman"/>
+          <w:szCs w:val="24"/>
+        </w:rPr>
+        <w:t>сведения об операционной системе;</w:t>
+      </w:r>
+    </w:p>
+    <w:p>
+      <w:pPr>
+        <w:pStyle w:val="a0"/>
+        <w:numPr>
+          <w:ilvl w:val="0"/>
+          <w:numId w:val="7"/>
+        </w:numPr>
+        <w:spacing w:after="0" w:line="240" w:lineRule="auto"/>
+        <w:ind w:left="426" w:hanging="426"/>
+        <w:jc w:val="both"/>
+        <w:rPr>
+          <w:rFonts w:cs="Times New Roman"/>
+          <w:szCs w:val="24"/>
+          <w:lang w:val="ru-RU"/>
+        </w:rPr>
+      </w:pPr>
+      <w:r>
+        <w:rPr>
+          <w:rFonts w:cs="Times New Roman"/>
+          <w:szCs w:val="24"/>
+          <w:lang w:val="ru-RU"/>
+        </w:rPr>
+        <w:t>дата и время посещения Сайта;</w:t>
+      </w:r>
+    </w:p>
+    <w:p>
+      <w:pPr>
+        <w:pStyle w:val="a0"/>
+        <w:numPr>
+          <w:ilvl w:val="0"/>
+          <w:numId w:val="7"/>
+        </w:numPr>
+        <w:spacing w:after="0" w:line="240" w:lineRule="auto"/>
+        <w:ind w:left="426" w:hanging="426"/>
+        <w:jc w:val="both"/>
+        <w:rPr>
+          <w:rFonts w:cs="Times New Roman"/>
+          <w:szCs w:val="24"/>
+        </w:rPr>
+      </w:pPr>
+      <w:r>
+        <w:rPr>
+          <w:rFonts w:cs="Times New Roman"/>
+          <w:szCs w:val="24"/>
+        </w:rPr>
+        <w:t>адреса посещенных страниц;</w:t>
+      </w:r>
+    </w:p>
+    <w:p>
+      <w:pPr>
+        <w:pStyle w:val="a0"/>
+        <w:numPr>
+          <w:ilvl w:val="0"/>
+          <w:numId w:val="7"/>
+        </w:numPr>
+        <w:spacing w:after="0" w:line="240" w:lineRule="auto"/>
+        <w:ind w:left="426" w:hanging="426"/>
+        <w:jc w:val="both"/>
+        <w:rPr>
+          <w:rFonts w:cs="Times New Roman"/>
+          <w:szCs w:val="24"/>
+        </w:rPr>
+      </w:pPr>
+      <w:r>
+        <w:rPr>
+          <w:rFonts w:cs="Times New Roman"/>
+          <w:szCs w:val="24"/>
+        </w:rPr>
+        <w:t>источник перехода на Сайт;</w:t>
+      </w:r>
+    </w:p>
+    <w:p>
+      <w:pPr>
+        <w:pStyle w:val="a0"/>
+        <w:numPr>
+          <w:ilvl w:val="0"/>
+          <w:numId w:val="7"/>
+        </w:numPr>
+        <w:spacing w:after="0" w:line="240" w:lineRule="auto"/>
+        <w:ind w:left="426" w:hanging="426"/>
+        <w:jc w:val="both"/>
+        <w:rPr>
+          <w:rFonts w:cs="Times New Roman"/>
+          <w:szCs w:val="24"/>
+        </w:rPr>
+      </w:pPr>
+      <w:r>
+        <w:rPr>
+          <w:rFonts w:cs="Times New Roman"/>
+          <w:szCs w:val="24"/>
+        </w:rPr>
+        <w:t>параметры пользовательской сессии;</w:t>
+      </w:r>
+    </w:p>
+    <w:p>
+      <w:pPr>
+        <w:pStyle w:val="a0"/>
+        <w:numPr>
+          <w:ilvl w:val="0"/>
+          <w:numId w:val="7"/>
+        </w:numPr>
+        <w:spacing w:after="0" w:line="240" w:lineRule="auto"/>
+        <w:ind w:left="426" w:hanging="426"/>
+        <w:jc w:val="both"/>
+        <w:rPr>
+          <w:rFonts w:cs="Times New Roman"/>
+          <w:szCs w:val="24"/>
+        </w:rPr>
+      </w:pPr>
+      <w:r>
+        <w:rPr>
+          <w:rFonts w:cs="Times New Roman"/>
+          <w:szCs w:val="24"/>
+        </w:rPr>
+        <w:t>действия пользователя на Сайте;</w:t>
+      </w:r>
+    </w:p>
+    <w:p>
+      <w:pPr>
+        <w:pStyle w:val="a0"/>
+        <w:numPr>
+          <w:ilvl w:val="0"/>
+          <w:numId w:val="7"/>
+        </w:numPr>
+        <w:spacing w:after="0" w:line="240" w:lineRule="auto"/>
+        <w:ind w:left="426" w:hanging="426"/>
+        <w:jc w:val="both"/>
+        <w:rPr>
+          <w:rFonts w:cs="Times New Roman"/>
+          <w:szCs w:val="24"/>
+          <w:lang w:val="ru-RU"/>
+        </w:rPr>
+      </w:pPr>
+      <w:r>
+        <w:rPr>
+          <w:rFonts w:cs="Times New Roman"/>
+          <w:szCs w:val="24"/>
+          <w:lang w:val="ru-RU"/>
+        </w:rPr>
+        <w:t>примерное местоположение, определяемое по техническим данным;</w:t>
+      </w:r>
+    </w:p>
+    <w:p>
+      <w:pPr>
+        <w:pStyle w:val="a0"/>
+        <w:numPr>
+          <w:ilvl w:val="0"/>
+          <w:numId w:val="7"/>
+        </w:numPr>
+        <w:spacing w:after="0" w:line="240" w:lineRule="auto"/>
+        <w:ind w:left="426" w:hanging="426"/>
+        <w:jc w:val="both"/>
+        <w:rPr>
+          <w:rFonts w:cs="Times New Roman"/>
+          <w:szCs w:val="24"/>
+        </w:rPr>
+      </w:pPr>
+      <w:r>
+        <w:rPr>
+          <w:rFonts w:cs="Times New Roman"/>
+          <w:szCs w:val="24"/>
+        </w:rPr>
+        <w:t>иные аналогичные технические сведения.</w:t>
+      </w:r>
+    </w:p>
+    <w:p>
+      <w:pPr>
+        <w:spacing w:after="0" w:line="240" w:lineRule="auto"/>
+        <w:jc w:val="both"/>
+        <w:rPr>
+          <w:rFonts w:cs="Times New Roman"/>
+          <w:szCs w:val="24"/>
+          <w:lang w:val="ru-RU"/>
+        </w:rPr>
+      </w:pPr>
+      <w:r>
+        <w:rPr>
+          <w:rFonts w:cs="Times New Roman"/>
+          <w:szCs w:val="24"/>
+          <w:lang w:val="ru-RU"/>
+        </w:rPr>
+        <w:t>Указанные данные могут относиться к персональным данным, если позволяют прямо или косвенно определить пользователя.</w:t>
+      </w:r>
+    </w:p>
+    <w:p>
+      <w:pPr>
+        <w:spacing w:after="0" w:line="240" w:lineRule="auto"/>
+        <w:ind w:firstLine="360"/>
+        <w:jc w:val="both"/>
+        <w:rPr>
+          <w:rFonts w:cs="Times New Roman"/>
+          <w:szCs w:val="24"/>
+          <w:lang w:val="ru-RU"/>
+        </w:rPr>
+      </w:pPr>
+    </w:p>
+    <w:p>
+      <w:pPr>
+        <w:pStyle w:val="1"/>
+        <w:spacing w:before="0" w:after="0" w:line="240" w:lineRule="auto"/>
+        <w:jc w:val="center"/>
+        <w:rPr>
+          <w:rFonts w:ascii="Times New Roman" w:hAnsi="Times New Roman" w:cs="Times New Roman"/>
+          <w:sz w:val="24"/>
+          <w:szCs w:val="24"/>
+          <w:lang w:val="ru-RU"/>
+        </w:rPr>
+      </w:pPr>
+      <w:r>
+        <w:rPr>
+          <w:rFonts w:ascii="Times New Roman" w:hAnsi="Times New Roman" w:cs="Times New Roman"/>
+          <w:sz w:val="24"/>
+          <w:szCs w:val="24"/>
+          <w:lang w:val="ru-RU"/>
+        </w:rPr>
+        <w:t xml:space="preserve">4. Для каких целей используются </w:t>
+      </w:r>
+      <w:r>
+        <w:rPr>
+          <w:rFonts w:ascii="Times New Roman" w:hAnsi="Times New Roman" w:cs="Times New Roman"/>
+          <w:sz w:val="24"/>
+          <w:szCs w:val="24"/>
+        </w:rPr>
+        <w:t>cookies</w:t>
+      </w:r>
+    </w:p>
+    <w:p>
+      <w:pPr>
+        <w:spacing w:after="0" w:line="240" w:lineRule="auto"/>
+        <w:jc w:val="both"/>
+        <w:rPr>
+          <w:rFonts w:cs="Times New Roman"/>
+          <w:szCs w:val="24"/>
+          <w:lang w:val="ru-RU"/>
+        </w:rPr>
+      </w:pPr>
+      <w:r>
+        <w:rPr>
+          <w:rFonts w:cs="Times New Roman"/>
+          <w:szCs w:val="24"/>
+          <w:lang w:val="ru-RU"/>
+        </w:rPr>
+        <w:t xml:space="preserve">Оператор использует </w:t>
+      </w:r>
+      <w:r>
+        <w:rPr>
+          <w:rFonts w:cs="Times New Roman"/>
+          <w:szCs w:val="24"/>
+        </w:rPr>
+        <w:t>cookies</w:t>
+      </w:r>
+      <w:r>
+        <w:rPr>
+          <w:rFonts w:cs="Times New Roman"/>
+          <w:szCs w:val="24"/>
+          <w:lang w:val="ru-RU"/>
+        </w:rPr>
+        <w:t xml:space="preserve"> и аналогичные технологии в следующих целях:</w:t>
+      </w:r>
+    </w:p>
+    <w:p>
+      <w:pPr>
+        <w:spacing w:after="0" w:line="240" w:lineRule="auto"/>
+        <w:jc w:val="both"/>
+        <w:rPr>
+          <w:rFonts w:cs="Times New Roman"/>
+          <w:szCs w:val="24"/>
+          <w:lang w:val="ru-RU"/>
+        </w:rPr>
+      </w:pPr>
+      <w:r>
+        <w:rPr>
+          <w:rFonts w:cs="Times New Roman"/>
+          <w:szCs w:val="24"/>
+          <w:lang w:val="ru-RU"/>
+        </w:rPr>
+        <w:lastRenderedPageBreak/>
+        <w:t>1. обеспечение корректной и безопасной работы Сайта;</w:t>
+      </w:r>
+    </w:p>
+    <w:p>
+      <w:pPr>
+        <w:spacing w:after="0" w:line="240" w:lineRule="auto"/>
+        <w:jc w:val="both"/>
+        <w:rPr>
+          <w:rFonts w:cs="Times New Roman"/>
+          <w:szCs w:val="24"/>
+          <w:lang w:val="ru-RU"/>
+        </w:rPr>
+      </w:pPr>
+      <w:r>
+        <w:rPr>
+          <w:rFonts w:cs="Times New Roman"/>
+          <w:szCs w:val="24"/>
+          <w:lang w:val="ru-RU"/>
+        </w:rPr>
+        <w:t>2. сохранение пользовательских настроек;</w:t>
+      </w:r>
+    </w:p>
+    <w:p>
+      <w:pPr>
+        <w:spacing w:after="0" w:line="240" w:lineRule="auto"/>
+        <w:jc w:val="both"/>
+        <w:rPr>
+          <w:rFonts w:cs="Times New Roman"/>
+          <w:szCs w:val="24"/>
+          <w:lang w:val="ru-RU"/>
+        </w:rPr>
+      </w:pPr>
+      <w:r>
+        <w:rPr>
+          <w:rFonts w:cs="Times New Roman"/>
+          <w:szCs w:val="24"/>
+          <w:lang w:val="ru-RU"/>
+        </w:rPr>
+        <w:t>3. обеспечение работы форм обратной связи, форм записи на обучение, консультации, вебинары, семинары и иные мероприятия;</w:t>
+      </w:r>
+    </w:p>
+    <w:p>
+      <w:pPr>
+        <w:spacing w:after="0" w:line="240" w:lineRule="auto"/>
+        <w:jc w:val="both"/>
+        <w:rPr>
+          <w:rFonts w:cs="Times New Roman"/>
+          <w:szCs w:val="24"/>
+          <w:lang w:val="ru-RU"/>
+        </w:rPr>
+      </w:pPr>
+      <w:r>
+        <w:rPr>
+          <w:rFonts w:cs="Times New Roman"/>
+          <w:szCs w:val="24"/>
+          <w:lang w:val="ru-RU"/>
+        </w:rPr>
+        <w:t>4</w:t>
+      </w:r>
+      <w:r>
+        <w:rPr>
+          <w:rFonts w:cs="Times New Roman"/>
+          <w:szCs w:val="24"/>
+          <w:lang w:val="ru-RU"/>
+        </w:rPr>
+        <w:t xml:space="preserve">. обеспечение работы </w:t>
+      </w:r>
+      <w:r>
+        <w:rPr>
+          <w:rFonts w:cs="Times New Roman"/>
+          <w:szCs w:val="24"/>
+        </w:rPr>
+        <w:t>AI</w:t>
+      </w:r>
+      <w:r>
+        <w:rPr>
+          <w:rFonts w:cs="Times New Roman"/>
+          <w:szCs w:val="24"/>
+          <w:lang w:val="ru-RU"/>
+        </w:rPr>
+        <w:t>-виджета, чат-виджета, интерактивного помощника и иных аналогичных сервисов Сайта; 5. анализ посещаемости Сайта и поведения пользователей на Сайте</w:t>
+      </w:r>
+      <w:r>
+        <w:rPr>
+          <w:rFonts w:cs="Times New Roman"/>
+          <w:szCs w:val="24"/>
+          <w:lang w:val="ru-RU"/>
+        </w:rPr>
+        <w:t>;</w:t>
+      </w:r>
+    </w:p>
+    <w:p>
+      <w:pPr>
+        <w:spacing w:after="0" w:line="240" w:lineRule="auto"/>
+        <w:jc w:val="both"/>
+        <w:rPr>
+          <w:rFonts w:cs="Times New Roman"/>
+          <w:szCs w:val="24"/>
+          <w:lang w:val="ru-RU"/>
+        </w:rPr>
+      </w:pPr>
+      <w:r>
+        <w:rPr>
+          <w:rFonts w:cs="Times New Roman"/>
+          <w:szCs w:val="24"/>
+          <w:lang w:val="ru-RU"/>
+        </w:rPr>
+        <w:t>6. улучшение структуры, содержания и удобства использования Сайта;</w:t>
+      </w:r>
+    </w:p>
+    <w:p>
+      <w:pPr>
+        <w:spacing w:after="0" w:line="240" w:lineRule="auto"/>
+        <w:jc w:val="both"/>
+        <w:rPr>
+          <w:rFonts w:cs="Times New Roman"/>
+          <w:szCs w:val="24"/>
+          <w:lang w:val="ru-RU"/>
+        </w:rPr>
+      </w:pPr>
+      <w:r>
+        <w:rPr>
+          <w:rFonts w:cs="Times New Roman"/>
+          <w:szCs w:val="24"/>
+          <w:lang w:val="ru-RU"/>
+        </w:rPr>
+        <w:t>7. подбор более релевантной информации о программах, курсах, вебинарах, консультациях и иных услугах Оператора;</w:t>
+      </w:r>
+    </w:p>
+    <w:p>
+      <w:pPr>
+        <w:spacing w:after="0" w:line="240" w:lineRule="auto"/>
+        <w:jc w:val="both"/>
+        <w:rPr>
+          <w:rFonts w:cs="Times New Roman"/>
+          <w:szCs w:val="24"/>
+          <w:lang w:val="ru-RU"/>
+        </w:rPr>
+      </w:pPr>
+      <w:r>
+        <w:rPr>
+          <w:rFonts w:cs="Times New Roman"/>
+          <w:szCs w:val="24"/>
+          <w:lang w:val="ru-RU"/>
+        </w:rPr>
+        <w:t>8. оценка эффективности информационных, рекламных и маркетинговых материалов;</w:t>
+      </w:r>
+    </w:p>
+    <w:p>
+      <w:pPr>
+        <w:spacing w:after="0" w:line="240" w:lineRule="auto"/>
+        <w:jc w:val="both"/>
+        <w:rPr>
+          <w:rFonts w:cs="Times New Roman"/>
+          <w:szCs w:val="24"/>
+          <w:lang w:val="ru-RU"/>
+        </w:rPr>
+      </w:pPr>
+      <w:r>
+        <w:rPr>
+          <w:rFonts w:cs="Times New Roman"/>
+          <w:szCs w:val="24"/>
+          <w:lang w:val="ru-RU"/>
+        </w:rPr>
+        <w:t>9. обработка обращений, заявок и запросов пользователей;</w:t>
+      </w:r>
+    </w:p>
+    <w:p>
+      <w:pPr>
+        <w:spacing w:after="0" w:line="240" w:lineRule="auto"/>
+        <w:jc w:val="both"/>
+        <w:rPr>
+          <w:rFonts w:cs="Times New Roman"/>
+          <w:szCs w:val="24"/>
+          <w:lang w:val="ru-RU"/>
+        </w:rPr>
+      </w:pPr>
+      <w:r>
+        <w:rPr>
+          <w:rFonts w:cs="Times New Roman"/>
+          <w:szCs w:val="24"/>
+          <w:lang w:val="ru-RU"/>
+        </w:rPr>
+        <w:t>10. исполнение требований законодательства Российской Федерации.</w:t>
+      </w:r>
+    </w:p>
+    <w:p>
+      <w:pPr>
+        <w:spacing w:after="0" w:line="240" w:lineRule="auto"/>
+        <w:ind w:left="397"/>
+        <w:jc w:val="both"/>
+        <w:rPr>
+          <w:rFonts w:cs="Times New Roman"/>
+          <w:szCs w:val="24"/>
+          <w:lang w:val="ru-RU"/>
+        </w:rPr>
+      </w:pPr>
+    </w:p>
+    <w:p>
+      <w:pPr>
+        <w:pStyle w:val="1"/>
+        <w:spacing w:before="0" w:after="0" w:line="240" w:lineRule="auto"/>
+        <w:jc w:val="center"/>
+        <w:rPr>
+          <w:rFonts w:ascii="Times New Roman" w:hAnsi="Times New Roman" w:cs="Times New Roman"/>
+          <w:sz w:val="24"/>
+          <w:szCs w:val="24"/>
+          <w:lang w:val="ru-RU"/>
+        </w:rPr>
+      </w:pPr>
+      <w:r>
+        <w:rPr>
+          <w:rFonts w:ascii="Times New Roman" w:hAnsi="Times New Roman" w:cs="Times New Roman"/>
+          <w:sz w:val="24"/>
+          <w:szCs w:val="24"/>
+          <w:lang w:val="ru-RU"/>
+        </w:rPr>
+        <w:t xml:space="preserve">5. Какие виды </w:t>
+      </w:r>
+      <w:r>
+        <w:rPr>
+          <w:rFonts w:ascii="Times New Roman" w:hAnsi="Times New Roman" w:cs="Times New Roman"/>
+          <w:sz w:val="24"/>
+          <w:szCs w:val="24"/>
+        </w:rPr>
+        <w:t>cookies</w:t>
+      </w:r>
+      <w:r>
+        <w:rPr>
+          <w:rFonts w:ascii="Times New Roman" w:hAnsi="Times New Roman" w:cs="Times New Roman"/>
+          <w:sz w:val="24"/>
+          <w:szCs w:val="24"/>
+          <w:lang w:val="ru-RU"/>
+        </w:rPr>
+        <w:t xml:space="preserve"> используются</w:t>
+      </w:r>
+    </w:p>
+    <w:p>
+      <w:pPr>
+        <w:spacing w:after="0" w:line="240" w:lineRule="auto"/>
+        <w:jc w:val="both"/>
+        <w:rPr>
+          <w:rFonts w:cs="Times New Roman"/>
+          <w:szCs w:val="24"/>
+          <w:lang w:val="ru-RU"/>
+        </w:rPr>
+      </w:pPr>
+      <w:r>
+        <w:rPr>
+          <w:rFonts w:cs="Times New Roman"/>
+          <w:szCs w:val="24"/>
+          <w:lang w:val="ru-RU"/>
+        </w:rPr>
+        <w:t xml:space="preserve">На Сайте могут использоваться следующие виды </w:t>
+      </w:r>
+      <w:r>
+        <w:rPr>
+          <w:rFonts w:cs="Times New Roman"/>
+          <w:szCs w:val="24"/>
+        </w:rPr>
+        <w:t>cookies</w:t>
+      </w:r>
+      <w:r>
+        <w:rPr>
+          <w:rFonts w:cs="Times New Roman"/>
+          <w:szCs w:val="24"/>
           <w:lang w:val="ru-RU"/>
         </w:rPr>
         <w:t>.</w:t>
       </w:r>
+    </w:p>
+    <w:p>
+      <w:pPr>
+        <w:pStyle w:val="21"/>
+        <w:spacing w:before="0" w:after="0" w:line="240" w:lineRule="auto"/>
+        <w:jc w:val="both"/>
+        <w:rPr>
+          <w:rFonts w:ascii="Times New Roman" w:hAnsi="Times New Roman" w:cs="Times New Roman"/>
+          <w:b w:val="0"/>
+          <w:szCs w:val="24"/>
+          <w:lang w:val="ru-RU"/>
+        </w:rPr>
+      </w:pPr>
+      <w:r>
+        <w:rPr>
+          <w:rFonts w:ascii="Times New Roman" w:hAnsi="Times New Roman" w:cs="Times New Roman"/>
+          <w:b w:val="0"/>
+          <w:szCs w:val="24"/>
+          <w:lang w:val="ru-RU"/>
+        </w:rPr>
+        <w:t xml:space="preserve">5.1. Технические </w:t>
+      </w:r>
+      <w:r>
+        <w:rPr>
+          <w:rFonts w:ascii="Times New Roman" w:hAnsi="Times New Roman" w:cs="Times New Roman"/>
+          <w:b w:val="0"/>
+          <w:szCs w:val="24"/>
+        </w:rPr>
+        <w:t>cookies</w:t>
+      </w:r>
+    </w:p>
+    <w:p>
+      <w:pPr>
+        <w:spacing w:after="0" w:line="240" w:lineRule="auto"/>
+        <w:jc w:val="both"/>
+        <w:rPr>
+          <w:rFonts w:cs="Times New Roman"/>
+          <w:szCs w:val="24"/>
+          <w:lang w:val="ru-RU"/>
+        </w:rPr>
+      </w:pPr>
+      <w:r>
+        <w:rPr>
+          <w:rFonts w:cs="Times New Roman"/>
+          <w:szCs w:val="24"/>
+          <w:lang w:val="ru-RU"/>
+        </w:rPr>
+        <w:t xml:space="preserve">Технические </w:t>
+      </w:r>
+      <w:r>
+        <w:rPr>
+          <w:rFonts w:cs="Times New Roman"/>
+          <w:szCs w:val="24"/>
+        </w:rPr>
+        <w:t>cookies</w:t>
+      </w:r>
+      <w:r>
+        <w:rPr>
+          <w:rFonts w:cs="Times New Roman"/>
+          <w:szCs w:val="24"/>
+          <w:lang w:val="ru-RU"/>
+        </w:rPr>
+        <w:t xml:space="preserve"> необходимы для корректной работы Сайта, его отдельных страниц, форм, настроек безопасности и пользовательских функций.</w:t>
+      </w:r>
+    </w:p>
+    <w:p>
+      <w:pPr>
+        <w:spacing w:after="0" w:line="240" w:lineRule="auto"/>
+        <w:jc w:val="both"/>
+        <w:rPr>
+          <w:rFonts w:cs="Times New Roman"/>
+          <w:szCs w:val="24"/>
+          <w:lang w:val="ru-RU"/>
+        </w:rPr>
+      </w:pPr>
+      <w:r>
+        <w:rPr>
+          <w:rFonts w:cs="Times New Roman"/>
+          <w:szCs w:val="24"/>
+          <w:lang w:val="ru-RU"/>
+        </w:rPr>
+        <w:t xml:space="preserve">Без таких </w:t>
+      </w:r>
+      <w:r>
+        <w:rPr>
+          <w:rFonts w:cs="Times New Roman"/>
+          <w:szCs w:val="24"/>
+        </w:rPr>
+        <w:t>cookies</w:t>
+      </w:r>
+      <w:r>
+        <w:rPr>
+          <w:rFonts w:cs="Times New Roman"/>
+          <w:szCs w:val="24"/>
+          <w:lang w:val="ru-RU"/>
+        </w:rPr>
+        <w:t xml:space="preserve"> Сайт или его отдельные функции могут работать некорректно.</w:t>
+      </w:r>
+    </w:p>
+    <w:p>
+      <w:pPr>
+        <w:pStyle w:val="21"/>
+        <w:spacing w:before="0" w:after="0" w:line="240" w:lineRule="auto"/>
+        <w:jc w:val="both"/>
+        <w:rPr>
+          <w:rFonts w:ascii="Times New Roman" w:hAnsi="Times New Roman" w:cs="Times New Roman"/>
+          <w:b w:val="0"/>
+          <w:szCs w:val="24"/>
+          <w:lang w:val="ru-RU"/>
+        </w:rPr>
+      </w:pPr>
+      <w:r>
+        <w:rPr>
+          <w:rFonts w:ascii="Times New Roman" w:hAnsi="Times New Roman" w:cs="Times New Roman"/>
+          <w:b w:val="0"/>
+          <w:szCs w:val="24"/>
+          <w:lang w:val="ru-RU"/>
+        </w:rPr>
+        <w:t xml:space="preserve">5.2. Аналитические </w:t>
+      </w:r>
+      <w:r>
+        <w:rPr>
+          <w:rFonts w:ascii="Times New Roman" w:hAnsi="Times New Roman" w:cs="Times New Roman"/>
+          <w:b w:val="0"/>
+          <w:szCs w:val="24"/>
+        </w:rPr>
+        <w:t>cookies</w:t>
+      </w:r>
+    </w:p>
+    <w:p>
+      <w:pPr>
+        <w:spacing w:after="0" w:line="240" w:lineRule="auto"/>
+        <w:jc w:val="both"/>
+        <w:rPr>
+          <w:rFonts w:cs="Times New Roman"/>
+          <w:szCs w:val="24"/>
+          <w:lang w:val="ru-RU"/>
+        </w:rPr>
+      </w:pPr>
+      <w:r>
+        <w:rPr>
+          <w:rFonts w:cs="Times New Roman"/>
+          <w:szCs w:val="24"/>
+          <w:lang w:val="ru-RU"/>
+        </w:rPr>
+        <w:t xml:space="preserve">Аналитические </w:t>
+      </w:r>
+      <w:r>
+        <w:rPr>
+          <w:rFonts w:cs="Times New Roman"/>
+          <w:szCs w:val="24"/>
+        </w:rPr>
+        <w:t>cookies</w:t>
+      </w:r>
+      <w:r>
+        <w:rPr>
+          <w:rFonts w:cs="Times New Roman"/>
+          <w:szCs w:val="24"/>
+          <w:lang w:val="ru-RU"/>
+        </w:rPr>
+        <w:t xml:space="preserve"> используются для сбора статистики посещений Сайта, анализа действий пользователей, оценки удобства Сайта и улучшения качества сервисов.</w:t>
+      </w:r>
+    </w:p>
+    <w:p>
+      <w:pPr>
+        <w:spacing w:after="0" w:line="240" w:lineRule="auto"/>
+        <w:jc w:val="both"/>
+        <w:rPr>
+          <w:rFonts w:cs="Times New Roman"/>
+          <w:szCs w:val="24"/>
+          <w:lang w:val="ru-RU"/>
+        </w:rPr>
+      </w:pPr>
+      <w:r>
+        <w:rPr>
+          <w:rFonts w:cs="Times New Roman"/>
+          <w:szCs w:val="24"/>
+          <w:lang w:val="ru-RU"/>
+        </w:rPr>
+        <w:t xml:space="preserve">Такие </w:t>
+      </w:r>
+      <w:r>
+        <w:rPr>
+          <w:rFonts w:cs="Times New Roman"/>
+          <w:szCs w:val="24"/>
+        </w:rPr>
+        <w:t>cookies</w:t>
+      </w:r>
+      <w:r>
+        <w:rPr>
+          <w:rFonts w:cs="Times New Roman"/>
+          <w:szCs w:val="24"/>
+          <w:lang w:val="ru-RU"/>
+        </w:rPr>
+        <w:t xml:space="preserve"> помогают понять, какие страницы посещаются чаще, какие разделы требуют доработки и как пользователи взаимодействуют с Сайтом.</w:t>
+      </w:r>
+    </w:p>
+    <w:p>
+      <w:pPr>
+        <w:pStyle w:val="21"/>
+        <w:spacing w:before="0" w:after="0" w:line="240" w:lineRule="auto"/>
+        <w:jc w:val="both"/>
+        <w:rPr>
+          <w:rFonts w:ascii="Times New Roman" w:hAnsi="Times New Roman" w:cs="Times New Roman"/>
+          <w:b w:val="0"/>
+          <w:szCs w:val="24"/>
+          <w:lang w:val="ru-RU"/>
+        </w:rPr>
+      </w:pPr>
+      <w:r>
+        <w:rPr>
+          <w:rFonts w:ascii="Times New Roman" w:hAnsi="Times New Roman" w:cs="Times New Roman"/>
+          <w:b w:val="0"/>
+          <w:szCs w:val="24"/>
+          <w:lang w:val="ru-RU"/>
+        </w:rPr>
+        <w:t xml:space="preserve">5.3. Маркетинговые и рекламные </w:t>
+      </w:r>
+      <w:r>
+        <w:rPr>
+          <w:rFonts w:ascii="Times New Roman" w:hAnsi="Times New Roman" w:cs="Times New Roman"/>
+          <w:b w:val="0"/>
+          <w:szCs w:val="24"/>
+        </w:rPr>
+        <w:t>cookies</w:t>
+      </w:r>
+    </w:p>
+    <w:p>
+      <w:pPr>
+        <w:spacing w:after="0" w:line="240" w:lineRule="auto"/>
+        <w:jc w:val="both"/>
+        <w:rPr>
+          <w:rFonts w:cs="Times New Roman"/>
+          <w:szCs w:val="24"/>
+          <w:lang w:val="ru-RU"/>
+        </w:rPr>
+      </w:pPr>
+      <w:r>
+        <w:rPr>
+          <w:rFonts w:cs="Times New Roman"/>
+          <w:szCs w:val="24"/>
+          <w:lang w:val="ru-RU"/>
+        </w:rPr>
+        <w:t xml:space="preserve">Маркетинговые и рекламные </w:t>
+      </w:r>
+      <w:r>
+        <w:rPr>
+          <w:rFonts w:cs="Times New Roman"/>
+          <w:szCs w:val="24"/>
+        </w:rPr>
+        <w:t>cookies</w:t>
+      </w:r>
+      <w:r>
+        <w:rPr>
+          <w:rFonts w:cs="Times New Roman"/>
+          <w:szCs w:val="24"/>
+          <w:lang w:val="ru-RU"/>
+        </w:rPr>
+        <w:t xml:space="preserve"> могут использоваться для подбора более релевантной информации о программах, курсах, мероприятиях и иных услугах Оператора, а также для оценки эффективности рекламных и информационных материалов.</w:t>
+      </w:r>
+    </w:p>
+    <w:p>
+      <w:pPr>
+        <w:pStyle w:val="21"/>
+        <w:spacing w:before="0" w:after="0" w:line="240" w:lineRule="auto"/>
+        <w:jc w:val="both"/>
+        <w:rPr>
+          <w:rFonts w:ascii="Times New Roman" w:hAnsi="Times New Roman" w:cs="Times New Roman"/>
+          <w:b w:val="0"/>
+          <w:szCs w:val="24"/>
+          <w:lang w:val="ru-RU"/>
+        </w:rPr>
+      </w:pPr>
+      <w:r>
+        <w:rPr>
+          <w:rFonts w:ascii="Times New Roman" w:hAnsi="Times New Roman" w:cs="Times New Roman"/>
+          <w:b w:val="0"/>
+          <w:szCs w:val="24"/>
+          <w:lang w:val="ru-RU"/>
+        </w:rPr>
+        <w:t xml:space="preserve">5.4. </w:t>
+      </w:r>
+      <w:r>
+        <w:rPr>
+          <w:rFonts w:ascii="Times New Roman" w:hAnsi="Times New Roman" w:cs="Times New Roman"/>
+          <w:b w:val="0"/>
+          <w:szCs w:val="24"/>
+        </w:rPr>
+        <w:t>Cookies</w:t>
+      </w:r>
+      <w:r>
+        <w:rPr>
+          <w:rFonts w:ascii="Times New Roman" w:hAnsi="Times New Roman" w:cs="Times New Roman"/>
+          <w:b w:val="0"/>
+          <w:szCs w:val="24"/>
+          <w:lang w:val="ru-RU"/>
+        </w:rPr>
+        <w:t xml:space="preserve"> сторонних сервисов</w:t>
+      </w:r>
+    </w:p>
+    <w:p>
+      <w:pPr>
+        <w:spacing w:after="0" w:line="240" w:lineRule="auto"/>
+        <w:jc w:val="both"/>
+        <w:rPr>
+          <w:rFonts w:cs="Times New Roman"/>
+          <w:szCs w:val="24"/>
+          <w:lang w:val="ru-RU"/>
+        </w:rPr>
+      </w:pPr>
+      <w:r>
+        <w:rPr>
+          <w:rFonts w:cs="Times New Roman"/>
+          <w:szCs w:val="24"/>
+          <w:lang w:val="ru-RU"/>
+        </w:rPr>
+        <w:t xml:space="preserve">На Сайте могут использоваться </w:t>
+      </w:r>
+      <w:r>
+        <w:rPr>
+          <w:rFonts w:cs="Times New Roman"/>
+          <w:szCs w:val="24"/>
+        </w:rPr>
+        <w:t>cookies</w:t>
+      </w:r>
+      <w:r>
+        <w:rPr>
+          <w:rFonts w:cs="Times New Roman"/>
+          <w:szCs w:val="24"/>
+          <w:lang w:val="ru-RU"/>
+        </w:rPr>
+        <w:t xml:space="preserve"> и аналогичные технологии сторонних сервисов, в том числе сервисов веб-аналитики, рекламы, коллтрекинга, онлайн-чата, </w:t>
+      </w:r>
+      <w:r>
+        <w:rPr>
+          <w:rFonts w:cs="Times New Roman"/>
+          <w:szCs w:val="24"/>
+        </w:rPr>
+        <w:t>AI</w:t>
+      </w:r>
+      <w:r>
+        <w:rPr>
+          <w:rFonts w:cs="Times New Roman"/>
+          <w:szCs w:val="24"/>
+          <w:lang w:val="ru-RU"/>
+        </w:rPr>
+        <w:t xml:space="preserve">-виджетов, </w:t>
+      </w:r>
+      <w:r>
+        <w:rPr>
+          <w:rFonts w:cs="Times New Roman"/>
+          <w:szCs w:val="24"/>
+        </w:rPr>
+        <w:t>CRM</w:t>
+      </w:r>
+      <w:r>
+        <w:rPr>
+          <w:rFonts w:cs="Times New Roman"/>
+          <w:szCs w:val="24"/>
+          <w:lang w:val="ru-RU"/>
+        </w:rPr>
+        <w:t>-систем, сервисов вебинаров и иных технических подрядчиков.</w:t>
+      </w:r>
+    </w:p>
+    <w:p>
+      <w:pPr>
+        <w:spacing w:after="0" w:line="240" w:lineRule="auto"/>
+        <w:jc w:val="both"/>
+        <w:rPr>
+          <w:rFonts w:cs="Times New Roman"/>
+          <w:szCs w:val="24"/>
+          <w:lang w:val="ru-RU"/>
+        </w:rPr>
+      </w:pPr>
+      <w:r>
+        <w:rPr>
+          <w:rFonts w:cs="Times New Roman"/>
+          <w:szCs w:val="24"/>
+          <w:lang w:val="ru-RU"/>
+        </w:rPr>
+        <w:t>Такие сервисы могут обрабатывать технические данные пользователя в соответствии со своими документами и настройками, а также по поручению Оператора, если это применимо.</w:t>
+      </w:r>
+    </w:p>
+    <w:p>
+      <w:pPr>
+        <w:spacing w:after="0" w:line="240" w:lineRule="auto"/>
+        <w:ind w:firstLine="720"/>
+        <w:jc w:val="both"/>
+        <w:rPr>
+          <w:rFonts w:cs="Times New Roman"/>
+          <w:szCs w:val="24"/>
+          <w:lang w:val="ru-RU"/>
+        </w:rPr>
+      </w:pPr>
+    </w:p>
+    <w:p>
+      <w:pPr>
+        <w:pStyle w:val="1"/>
+        <w:spacing w:before="0" w:after="0" w:line="240" w:lineRule="auto"/>
+        <w:jc w:val="center"/>
+        <w:rPr>
+          <w:rFonts w:ascii="Times New Roman" w:hAnsi="Times New Roman" w:cs="Times New Roman"/>
+          <w:sz w:val="24"/>
+          <w:szCs w:val="24"/>
+          <w:lang w:val="ru-RU"/>
+        </w:rPr>
+      </w:pPr>
+      <w:r>
+        <w:rPr>
+          <w:rFonts w:ascii="Times New Roman" w:hAnsi="Times New Roman" w:cs="Times New Roman"/>
+          <w:sz w:val="24"/>
+          <w:szCs w:val="24"/>
+          <w:lang w:val="ru-RU"/>
+        </w:rPr>
+        <w:t>6. Сторонние сервисы</w:t>
+      </w:r>
+    </w:p>
+    <w:p>
+      <w:pPr>
+        <w:spacing w:after="0" w:line="240" w:lineRule="auto"/>
+        <w:jc w:val="both"/>
+        <w:rPr>
+          <w:rFonts w:cs="Times New Roman"/>
+          <w:szCs w:val="24"/>
+          <w:lang w:val="ru-RU"/>
+        </w:rPr>
+      </w:pPr>
+      <w:r>
+        <w:rPr>
+          <w:rFonts w:cs="Times New Roman"/>
+          <w:szCs w:val="24"/>
+          <w:lang w:val="ru-RU"/>
+        </w:rPr>
+        <w:t>Для обеспечения работы Сайта, анализа посещаемости, обработки заявок, обратной связи, онлайн-коммуникации и улучшения качества сервисов Оператор может использовать сторонние сервисы.</w:t>
+      </w:r>
+    </w:p>
+    <w:p>
+      <w:pPr>
+        <w:spacing w:after="0" w:line="240" w:lineRule="auto"/>
+        <w:jc w:val="both"/>
+        <w:rPr>
+          <w:rFonts w:cs="Times New Roman"/>
+          <w:szCs w:val="24"/>
+          <w:lang w:val="ru-RU"/>
+        </w:rPr>
+      </w:pPr>
+      <w:r>
+        <w:rPr>
+          <w:rFonts w:cs="Times New Roman"/>
+          <w:szCs w:val="24"/>
+          <w:lang w:val="ru-RU"/>
+        </w:rPr>
+        <w:t>К таким сервисам могут относиться:</w:t>
+      </w:r>
+    </w:p>
+    <w:p>
+      <w:pPr>
+        <w:pStyle w:val="a0"/>
+        <w:numPr>
+          <w:ilvl w:val="0"/>
+          <w:numId w:val="8"/>
+        </w:numPr>
+        <w:spacing w:after="0" w:line="240" w:lineRule="auto"/>
+        <w:jc w:val="both"/>
+        <w:rPr>
+          <w:rFonts w:cs="Times New Roman"/>
+          <w:szCs w:val="24"/>
+        </w:rPr>
+      </w:pPr>
+      <w:r>
+        <w:rPr>
+          <w:rFonts w:cs="Times New Roman"/>
+          <w:szCs w:val="24"/>
+        </w:rPr>
+        <w:t>сервисы веб-аналитики;</w:t>
+      </w:r>
+    </w:p>
+    <w:p>
+      <w:pPr>
+        <w:pStyle w:val="a0"/>
+        <w:numPr>
+          <w:ilvl w:val="0"/>
+          <w:numId w:val="8"/>
+        </w:numPr>
+        <w:spacing w:after="0" w:line="240" w:lineRule="auto"/>
+        <w:jc w:val="both"/>
+        <w:rPr>
+          <w:rFonts w:cs="Times New Roman"/>
+          <w:szCs w:val="24"/>
+        </w:rPr>
+      </w:pPr>
+      <w:r>
+        <w:rPr>
+          <w:rFonts w:cs="Times New Roman"/>
+          <w:szCs w:val="24"/>
+        </w:rPr>
+        <w:t>CRM-системы;</w:t>
+      </w:r>
+    </w:p>
+    <w:p>
+      <w:pPr>
+        <w:pStyle w:val="a0"/>
+        <w:numPr>
+          <w:ilvl w:val="0"/>
+          <w:numId w:val="8"/>
+        </w:numPr>
+        <w:spacing w:after="0" w:line="240" w:lineRule="auto"/>
+        <w:jc w:val="both"/>
+        <w:rPr>
+          <w:rFonts w:cs="Times New Roman"/>
+          <w:szCs w:val="24"/>
+        </w:rPr>
+      </w:pPr>
+      <w:r>
+        <w:rPr>
+          <w:rFonts w:cs="Times New Roman"/>
+          <w:szCs w:val="24"/>
+        </w:rPr>
+        <w:t>сервисы электронной почты;</w:t>
+      </w:r>
+    </w:p>
+    <w:p>
+      <w:pPr>
+        <w:pStyle w:val="a0"/>
+        <w:numPr>
+          <w:ilvl w:val="0"/>
+          <w:numId w:val="8"/>
+        </w:numPr>
+        <w:spacing w:after="0" w:line="240" w:lineRule="auto"/>
+        <w:jc w:val="both"/>
+        <w:rPr>
+          <w:rFonts w:cs="Times New Roman"/>
+          <w:szCs w:val="24"/>
+        </w:rPr>
+      </w:pPr>
+      <w:r>
+        <w:rPr>
+          <w:rFonts w:cs="Times New Roman"/>
+          <w:szCs w:val="24"/>
+        </w:rPr>
+        <w:t>сервисы телефонии и коллтрекинга;</w:t>
+      </w:r>
+    </w:p>
+    <w:p>
+      <w:pPr>
+        <w:pStyle w:val="a0"/>
+        <w:numPr>
+          <w:ilvl w:val="0"/>
+          <w:numId w:val="8"/>
+        </w:numPr>
+        <w:spacing w:after="0" w:line="240" w:lineRule="auto"/>
+        <w:jc w:val="both"/>
+        <w:rPr>
+          <w:rFonts w:cs="Times New Roman"/>
+          <w:szCs w:val="24"/>
+        </w:rPr>
+      </w:pPr>
+      <w:r>
+        <w:rPr>
+          <w:rFonts w:cs="Times New Roman"/>
+          <w:szCs w:val="24"/>
+        </w:rPr>
+        <w:t>онлайн-чаты;</w:t>
+      </w:r>
+    </w:p>
+    <w:p>
+      <w:pPr>
+        <w:pStyle w:val="a0"/>
+        <w:numPr>
+          <w:ilvl w:val="0"/>
+          <w:numId w:val="8"/>
+        </w:numPr>
+        <w:spacing w:after="0" w:line="240" w:lineRule="auto"/>
+        <w:jc w:val="both"/>
+        <w:rPr>
+          <w:rFonts w:cs="Times New Roman"/>
+          <w:szCs w:val="24"/>
+        </w:rPr>
+      </w:pPr>
+      <w:r>
+        <w:rPr>
+          <w:rFonts w:cs="Times New Roman"/>
+          <w:szCs w:val="24"/>
+        </w:rPr>
+        <w:t>сервисы вебинаров;</w:t>
+      </w:r>
+    </w:p>
+    <w:p>
+      <w:pPr>
+        <w:pStyle w:val="a0"/>
+        <w:numPr>
+          <w:ilvl w:val="0"/>
+          <w:numId w:val="8"/>
+        </w:numPr>
+        <w:spacing w:after="0" w:line="240" w:lineRule="auto"/>
+        <w:jc w:val="both"/>
+        <w:rPr>
+          <w:rFonts w:cs="Times New Roman"/>
+          <w:szCs w:val="24"/>
+        </w:rPr>
+      </w:pPr>
+      <w:r>
+        <w:rPr>
+          <w:rFonts w:cs="Times New Roman"/>
+          <w:szCs w:val="24"/>
+        </w:rPr>
+        <w:t>платежные сервисы;</w:t>
+      </w:r>
+    </w:p>
+    <w:p>
+      <w:pPr>
+        <w:pStyle w:val="a0"/>
+        <w:numPr>
+          <w:ilvl w:val="0"/>
+          <w:numId w:val="8"/>
+        </w:numPr>
+        <w:spacing w:after="0" w:line="240" w:lineRule="auto"/>
+        <w:jc w:val="both"/>
+        <w:rPr>
+          <w:rFonts w:cs="Times New Roman"/>
+          <w:szCs w:val="24"/>
+        </w:rPr>
+      </w:pPr>
+      <w:r>
+        <w:rPr>
+          <w:rFonts w:cs="Times New Roman"/>
+          <w:szCs w:val="24"/>
+        </w:rPr>
+        <w:t>рекламные и маркетинговые сервисы;</w:t>
+      </w:r>
+    </w:p>
+    <w:p>
+      <w:pPr>
+        <w:pStyle w:val="a0"/>
+        <w:numPr>
+          <w:ilvl w:val="0"/>
+          <w:numId w:val="8"/>
+        </w:numPr>
+        <w:spacing w:after="0" w:line="240" w:lineRule="auto"/>
+        <w:jc w:val="both"/>
+        <w:rPr>
+          <w:rFonts w:cs="Times New Roman"/>
+          <w:szCs w:val="24"/>
+          <w:lang w:val="ru-RU"/>
+        </w:rPr>
+      </w:pPr>
+      <w:r>
+        <w:rPr>
+          <w:rFonts w:cs="Times New Roman"/>
+          <w:szCs w:val="24"/>
+          <w:lang w:val="ru-RU"/>
+        </w:rPr>
+        <w:t>провайдеры хостинга и технической поддержки Сайта.</w:t>
+      </w:r>
+    </w:p>
+    <w:p>
+      <w:pPr>
+        <w:spacing w:after="0" w:line="240" w:lineRule="auto"/>
+        <w:jc w:val="both"/>
+        <w:rPr>
+          <w:rFonts w:cs="Times New Roman"/>
+          <w:szCs w:val="24"/>
+          <w:lang w:val="ru-RU"/>
+        </w:rPr>
+      </w:pPr>
+      <w:r>
+        <w:rPr>
+          <w:rFonts w:cs="Times New Roman"/>
+          <w:szCs w:val="24"/>
+          <w:lang w:val="ru-RU"/>
+        </w:rPr>
+        <w:t>Передача данных таким лицам допускается в объеме, необходимом для достижения целей, указанных в настоящей Политике и Политике обработки персональных данных, при соблюдении требований законодательства Российской Федерации.</w:t>
+      </w:r>
+    </w:p>
+    <w:p>
+      <w:pPr>
+        <w:pStyle w:val="1"/>
+        <w:spacing w:before="0" w:after="0" w:line="240" w:lineRule="auto"/>
+        <w:jc w:val="both"/>
+        <w:rPr>
+          <w:rFonts w:ascii="Times New Roman" w:hAnsi="Times New Roman" w:cs="Times New Roman"/>
+          <w:sz w:val="24"/>
+          <w:szCs w:val="24"/>
+          <w:lang w:val="ru-RU"/>
+        </w:rPr>
+      </w:pPr>
+    </w:p>
+    <w:p>
+      <w:pPr>
+        <w:pStyle w:val="1"/>
+        <w:spacing w:before="0" w:after="0" w:line="240" w:lineRule="auto"/>
+        <w:jc w:val="center"/>
+        <w:rPr>
+          <w:rFonts w:ascii="Times New Roman" w:hAnsi="Times New Roman" w:cs="Times New Roman"/>
+          <w:sz w:val="24"/>
+          <w:szCs w:val="24"/>
+          <w:lang w:val="ru-RU"/>
+        </w:rPr>
+      </w:pPr>
+      <w:r>
+        <w:rPr>
+          <w:rFonts w:ascii="Times New Roman" w:hAnsi="Times New Roman" w:cs="Times New Roman"/>
+          <w:sz w:val="24"/>
+          <w:szCs w:val="24"/>
+          <w:lang w:val="ru-RU"/>
+        </w:rPr>
+        <w:t>7. Согласие пользователя</w:t>
+      </w:r>
+    </w:p>
+    <w:p>
+      <w:pPr>
+        <w:spacing w:after="0" w:line="240" w:lineRule="auto"/>
+        <w:jc w:val="both"/>
+        <w:rPr>
+          <w:rFonts w:cs="Times New Roman"/>
+          <w:szCs w:val="24"/>
+          <w:lang w:val="ru-RU"/>
+        </w:rPr>
+      </w:pPr>
+      <w:r>
+        <w:rPr>
+          <w:rFonts w:cs="Times New Roman"/>
+          <w:szCs w:val="24"/>
+          <w:lang w:val="ru-RU"/>
+        </w:rPr>
+        <w:t xml:space="preserve">При первом посещении Сайта пользователю может быть показано уведомление об использовании </w:t>
+      </w:r>
+      <w:r>
+        <w:rPr>
+          <w:rFonts w:cs="Times New Roman"/>
+          <w:szCs w:val="24"/>
+        </w:rPr>
+        <w:t>cookies</w:t>
+      </w:r>
+      <w:r>
+        <w:rPr>
+          <w:rFonts w:cs="Times New Roman"/>
+          <w:szCs w:val="24"/>
+          <w:lang w:val="ru-RU"/>
+        </w:rPr>
+        <w:t xml:space="preserve">. </w:t>
+      </w:r>
+    </w:p>
+    <w:p>
+      <w:pPr>
+        <w:spacing w:after="0" w:line="240" w:lineRule="auto"/>
+        <w:jc w:val="both"/>
+        <w:rPr>
+          <w:rFonts w:cs="Times New Roman"/>
+          <w:szCs w:val="24"/>
+          <w:lang w:val="ru-RU"/>
+        </w:rPr>
+      </w:pPr>
+      <w:r>
+        <w:rPr>
+          <w:rFonts w:cs="Times New Roman"/>
+          <w:szCs w:val="24"/>
+          <w:lang w:val="ru-RU"/>
+        </w:rPr>
+        <w:t xml:space="preserve">Нажимая кнопку «Принять», «Согласен», «Окей» или продолжая использовать Сайт после получения уведомления, пользователь подтверждает, что ознакомился с настоящей Политикой и соглашается с использованием </w:t>
+      </w:r>
+      <w:r>
+        <w:rPr>
+          <w:rFonts w:cs="Times New Roman"/>
+          <w:szCs w:val="24"/>
+        </w:rPr>
+        <w:t>cookies</w:t>
+      </w:r>
+      <w:r>
+        <w:rPr>
+          <w:rFonts w:cs="Times New Roman"/>
+          <w:szCs w:val="24"/>
+          <w:lang w:val="ru-RU"/>
+        </w:rPr>
+        <w:t xml:space="preserve"> и аналогичных технологий на условиях настоящей Политики.</w:t>
+      </w:r>
+    </w:p>
+    <w:p>
+      <w:pPr>
+        <w:spacing w:after="0" w:line="240" w:lineRule="auto"/>
+        <w:jc w:val="both"/>
+        <w:rPr>
+          <w:rFonts w:cs="Times New Roman"/>
+          <w:szCs w:val="24"/>
+          <w:lang w:val="ru-RU"/>
+        </w:rPr>
+      </w:pPr>
+      <w:r>
+        <w:rPr>
+          <w:rFonts w:cs="Times New Roman"/>
+          <w:szCs w:val="24"/>
+          <w:lang w:val="ru-RU"/>
+        </w:rPr>
+        <w:t xml:space="preserve">Если на Сайте реализована возможность настройки </w:t>
+      </w:r>
+      <w:r>
+        <w:rPr>
+          <w:rFonts w:cs="Times New Roman"/>
+          <w:szCs w:val="24"/>
+        </w:rPr>
+        <w:t>cookies</w:t>
+      </w:r>
+      <w:r>
+        <w:rPr>
+          <w:rFonts w:cs="Times New Roman"/>
+          <w:szCs w:val="24"/>
+          <w:lang w:val="ru-RU"/>
+        </w:rPr>
+        <w:t xml:space="preserve">, пользователь может выбрать отдельные категории </w:t>
+      </w:r>
+      <w:r>
+        <w:rPr>
+          <w:rFonts w:cs="Times New Roman"/>
+          <w:szCs w:val="24"/>
+        </w:rPr>
+        <w:t>cookies</w:t>
+      </w:r>
+      <w:r>
+        <w:rPr>
+          <w:rFonts w:cs="Times New Roman"/>
+          <w:szCs w:val="24"/>
+          <w:lang w:val="ru-RU"/>
+        </w:rPr>
+        <w:t>, использование которых он разрешает.</w:t>
+      </w:r>
+    </w:p>
+    <w:p>
+      <w:pPr>
+        <w:spacing w:after="0" w:line="240" w:lineRule="auto"/>
+        <w:ind w:firstLine="720"/>
+        <w:jc w:val="both"/>
+        <w:rPr>
+          <w:rFonts w:cs="Times New Roman"/>
+          <w:szCs w:val="24"/>
+          <w:lang w:val="ru-RU"/>
+        </w:rPr>
+      </w:pPr>
+    </w:p>
+    <w:p>
+      <w:pPr>
+        <w:pStyle w:val="1"/>
+        <w:spacing w:before="0" w:after="0" w:line="240" w:lineRule="auto"/>
+        <w:jc w:val="center"/>
+        <w:rPr>
+          <w:rFonts w:ascii="Times New Roman" w:hAnsi="Times New Roman" w:cs="Times New Roman"/>
+          <w:sz w:val="24"/>
+          <w:szCs w:val="24"/>
+          <w:lang w:val="ru-RU"/>
+        </w:rPr>
+      </w:pPr>
+      <w:r>
+        <w:rPr>
+          <w:rFonts w:ascii="Times New Roman" w:hAnsi="Times New Roman" w:cs="Times New Roman"/>
+          <w:sz w:val="24"/>
+          <w:szCs w:val="24"/>
+          <w:lang w:val="ru-RU"/>
+        </w:rPr>
+        <w:t xml:space="preserve">8. Как отказаться от </w:t>
+      </w:r>
+      <w:r>
+        <w:rPr>
+          <w:rFonts w:ascii="Times New Roman" w:hAnsi="Times New Roman" w:cs="Times New Roman"/>
+          <w:sz w:val="24"/>
+          <w:szCs w:val="24"/>
+        </w:rPr>
+        <w:t>cookies</w:t>
+      </w:r>
+    </w:p>
+    <w:p>
+      <w:pPr>
+        <w:spacing w:after="0" w:line="240" w:lineRule="auto"/>
+        <w:jc w:val="both"/>
+        <w:rPr>
+          <w:rFonts w:cs="Times New Roman"/>
+          <w:szCs w:val="24"/>
+          <w:lang w:val="ru-RU"/>
+        </w:rPr>
+      </w:pPr>
+      <w:r>
+        <w:rPr>
+          <w:rFonts w:cs="Times New Roman"/>
+          <w:szCs w:val="24"/>
+          <w:lang w:val="ru-RU"/>
+        </w:rPr>
+        <w:t xml:space="preserve">Пользователь может отказаться от использования </w:t>
+      </w:r>
+      <w:r>
+        <w:rPr>
+          <w:rFonts w:cs="Times New Roman"/>
+          <w:szCs w:val="24"/>
+        </w:rPr>
+        <w:t>cookies</w:t>
+      </w:r>
+      <w:r>
+        <w:rPr>
+          <w:rFonts w:cs="Times New Roman"/>
+          <w:szCs w:val="24"/>
+          <w:lang w:val="ru-RU"/>
+        </w:rPr>
+        <w:t xml:space="preserve"> или удалить ранее сохраненные </w:t>
+      </w:r>
+      <w:r>
+        <w:rPr>
+          <w:rFonts w:cs="Times New Roman"/>
+          <w:szCs w:val="24"/>
+        </w:rPr>
+        <w:t>cookies</w:t>
+      </w:r>
+      <w:r>
+        <w:rPr>
+          <w:rFonts w:cs="Times New Roman"/>
+          <w:szCs w:val="24"/>
+          <w:lang w:val="ru-RU"/>
+        </w:rPr>
+        <w:t xml:space="preserve"> в настройках своего браузера.</w:t>
+      </w:r>
+    </w:p>
+    <w:p>
+      <w:pPr>
+        <w:spacing w:after="0" w:line="240" w:lineRule="auto"/>
+        <w:jc w:val="both"/>
+        <w:rPr>
+          <w:rFonts w:cs="Times New Roman"/>
+          <w:szCs w:val="24"/>
+          <w:lang w:val="ru-RU"/>
+        </w:rPr>
+      </w:pPr>
+      <w:r>
+        <w:rPr>
+          <w:rFonts w:cs="Times New Roman"/>
+          <w:szCs w:val="24"/>
+          <w:lang w:val="ru-RU"/>
+        </w:rPr>
+        <w:t>Порядок изменения настроек зависит от используемого браузера и устройства пользователя. Обычно такие настройки доступны в разделе «Конфиденциальность», «Безопасность», «</w:t>
+      </w:r>
+      <w:r>
+        <w:rPr>
+          <w:rFonts w:cs="Times New Roman"/>
+          <w:szCs w:val="24"/>
+        </w:rPr>
+        <w:t>Cookies</w:t>
+      </w:r>
+      <w:r>
+        <w:rPr>
+          <w:rFonts w:cs="Times New Roman"/>
+          <w:szCs w:val="24"/>
+          <w:lang w:val="ru-RU"/>
+        </w:rPr>
+        <w:t>» или аналогичном разделе браузера.</w:t>
+      </w:r>
+    </w:p>
+    <w:p>
+      <w:pPr>
+        <w:spacing w:after="0" w:line="240" w:lineRule="auto"/>
+        <w:jc w:val="both"/>
+        <w:rPr>
+          <w:rFonts w:cs="Times New Roman"/>
+          <w:szCs w:val="24"/>
+          <w:lang w:val="ru-RU"/>
+        </w:rPr>
+      </w:pPr>
+      <w:r>
+        <w:rPr>
+          <w:rFonts w:cs="Times New Roman"/>
+          <w:szCs w:val="24"/>
+          <w:lang w:val="ru-RU"/>
+        </w:rPr>
+        <w:t xml:space="preserve">При отключении </w:t>
+      </w:r>
+      <w:r>
+        <w:rPr>
+          <w:rFonts w:cs="Times New Roman"/>
+          <w:szCs w:val="24"/>
+        </w:rPr>
+        <w:t>cookies</w:t>
+      </w:r>
+      <w:r>
+        <w:rPr>
+          <w:rFonts w:cs="Times New Roman"/>
+          <w:szCs w:val="24"/>
+          <w:lang w:val="ru-RU"/>
+        </w:rPr>
+        <w:t xml:space="preserve"> отдельные функции Сайта могут работать некорректно, в том числе формы записи, обратной связи, сохранение настроек, работа отдельных виджетов и иных сервисов Сайта.</w:t>
+      </w:r>
+    </w:p>
+    <w:p>
+      <w:pPr>
+        <w:spacing w:after="0" w:line="240" w:lineRule="auto"/>
+        <w:ind w:firstLine="720"/>
+        <w:jc w:val="both"/>
+        <w:rPr>
+          <w:rFonts w:cs="Times New Roman"/>
+          <w:szCs w:val="24"/>
+          <w:lang w:val="ru-RU"/>
+        </w:rPr>
+      </w:pPr>
+    </w:p>
+    <w:p>
+      <w:pPr>
+        <w:pStyle w:val="1"/>
+        <w:spacing w:before="0" w:after="0" w:line="240" w:lineRule="auto"/>
+        <w:jc w:val="center"/>
+        <w:rPr>
+          <w:rFonts w:ascii="Times New Roman" w:hAnsi="Times New Roman" w:cs="Times New Roman"/>
+          <w:sz w:val="24"/>
+          <w:szCs w:val="24"/>
+          <w:lang w:val="ru-RU"/>
+        </w:rPr>
+      </w:pPr>
+      <w:r>
+        <w:rPr>
+          <w:rFonts w:ascii="Times New Roman" w:hAnsi="Times New Roman" w:cs="Times New Roman"/>
+          <w:sz w:val="24"/>
+          <w:szCs w:val="24"/>
+          <w:lang w:val="ru-RU"/>
+        </w:rPr>
+        <w:t xml:space="preserve">9. Срок хранения </w:t>
+      </w:r>
+      <w:r>
+        <w:rPr>
+          <w:rFonts w:ascii="Times New Roman" w:hAnsi="Times New Roman" w:cs="Times New Roman"/>
+          <w:sz w:val="24"/>
+          <w:szCs w:val="24"/>
+        </w:rPr>
+        <w:t>cookies</w:t>
+      </w:r>
+    </w:p>
+    <w:p>
+      <w:pPr>
+        <w:spacing w:after="0" w:line="240" w:lineRule="auto"/>
+        <w:jc w:val="both"/>
+        <w:rPr>
+          <w:rFonts w:cs="Times New Roman"/>
+          <w:szCs w:val="24"/>
+          <w:lang w:val="ru-RU"/>
+        </w:rPr>
+      </w:pPr>
+      <w:r>
+        <w:rPr>
+          <w:rFonts w:cs="Times New Roman"/>
+          <w:szCs w:val="24"/>
+          <w:lang w:val="ru-RU"/>
+        </w:rPr>
+        <w:t xml:space="preserve">Срок хранения </w:t>
+      </w:r>
+      <w:r>
+        <w:rPr>
+          <w:rFonts w:cs="Times New Roman"/>
+          <w:szCs w:val="24"/>
+        </w:rPr>
+        <w:t>cookies</w:t>
+      </w:r>
+      <w:r>
+        <w:rPr>
+          <w:rFonts w:cs="Times New Roman"/>
+          <w:szCs w:val="24"/>
+          <w:lang w:val="ru-RU"/>
+        </w:rPr>
+        <w:t xml:space="preserve"> зависит от их вида, назначения и настроек используемого браузера или стороннего сервиса.</w:t>
+      </w:r>
+    </w:p>
+    <w:p>
+      <w:pPr>
+        <w:spacing w:after="0" w:line="240" w:lineRule="auto"/>
+        <w:jc w:val="both"/>
+        <w:rPr>
+          <w:rFonts w:cs="Times New Roman"/>
+          <w:szCs w:val="24"/>
+          <w:lang w:val="ru-RU"/>
+        </w:rPr>
+      </w:pPr>
+      <w:r>
+        <w:rPr>
+          <w:rFonts w:cs="Times New Roman"/>
+          <w:szCs w:val="24"/>
+        </w:rPr>
+        <w:t>Cookies</w:t>
+      </w:r>
+      <w:r>
+        <w:rPr>
+          <w:rFonts w:cs="Times New Roman"/>
+          <w:szCs w:val="24"/>
+          <w:lang w:val="ru-RU"/>
+        </w:rPr>
+        <w:t xml:space="preserve"> могут быть:</w:t>
+      </w:r>
+    </w:p>
+    <w:p>
+      <w:pPr>
+        <w:spacing w:after="0" w:line="240" w:lineRule="auto"/>
+        <w:jc w:val="both"/>
+        <w:rPr>
+          <w:rFonts w:cs="Times New Roman"/>
+          <w:szCs w:val="24"/>
+          <w:lang w:val="ru-RU"/>
+        </w:rPr>
+      </w:pPr>
+      <w:r>
+        <w:rPr>
+          <w:rFonts w:cs="Times New Roman"/>
+          <w:szCs w:val="24"/>
+          <w:lang w:val="ru-RU"/>
+        </w:rPr>
+        <w:t>1. сеансовыми — сохраняются только на время посещения Сайта и удаляются после закрытия браузера;</w:t>
+      </w:r>
+    </w:p>
+    <w:p>
+      <w:pPr>
+        <w:spacing w:after="0" w:line="240" w:lineRule="auto"/>
+        <w:jc w:val="both"/>
+        <w:rPr>
+          <w:rFonts w:cs="Times New Roman"/>
+          <w:szCs w:val="24"/>
+          <w:lang w:val="ru-RU"/>
+        </w:rPr>
+      </w:pPr>
+      <w:r>
+        <w:rPr>
+          <w:rFonts w:cs="Times New Roman"/>
+          <w:szCs w:val="24"/>
+          <w:lang w:val="ru-RU"/>
+        </w:rPr>
+        <w:t>2. постоянными — сохраняются на устройстве пользователя в течение определенного срока или до их удаления пользователем.</w:t>
+      </w:r>
+    </w:p>
+    <w:p>
+      <w:pPr>
+        <w:spacing w:after="0" w:line="240" w:lineRule="auto"/>
+        <w:jc w:val="both"/>
+        <w:rPr>
+          <w:rFonts w:cs="Times New Roman"/>
+          <w:szCs w:val="24"/>
+          <w:lang w:val="ru-RU"/>
+        </w:rPr>
+      </w:pPr>
+      <w:r>
+        <w:rPr>
+          <w:rFonts w:cs="Times New Roman"/>
+          <w:szCs w:val="24"/>
+          <w:lang w:val="ru-RU"/>
+        </w:rPr>
+        <w:t xml:space="preserve">Оператор не хранит </w:t>
+      </w:r>
+      <w:r>
+        <w:rPr>
+          <w:rFonts w:cs="Times New Roman"/>
+          <w:szCs w:val="24"/>
+        </w:rPr>
+        <w:t>cookies</w:t>
+      </w:r>
+      <w:r>
+        <w:rPr>
+          <w:rFonts w:cs="Times New Roman"/>
+          <w:szCs w:val="24"/>
+          <w:lang w:val="ru-RU"/>
+        </w:rPr>
+        <w:t xml:space="preserve"> дольше, чем это необходимо для достижения целей их использования, если иной срок не установлен законодательством Российской Федерации, настройками браузера пользователя или правилами соответствующего стороннего сервиса.</w:t>
+      </w:r>
+    </w:p>
+    <w:p>
+      <w:pPr>
+        <w:spacing w:after="0" w:line="240" w:lineRule="auto"/>
+        <w:ind w:firstLine="397"/>
+        <w:jc w:val="both"/>
+        <w:rPr>
+          <w:rFonts w:cs="Times New Roman"/>
+          <w:szCs w:val="24"/>
+          <w:lang w:val="ru-RU"/>
+        </w:rPr>
+      </w:pPr>
+    </w:p>
+    <w:p>
+      <w:pPr>
+        <w:pStyle w:val="1"/>
+        <w:spacing w:before="0" w:after="0" w:line="240" w:lineRule="auto"/>
+        <w:jc w:val="center"/>
+        <w:rPr>
+          <w:rFonts w:ascii="Times New Roman" w:hAnsi="Times New Roman" w:cs="Times New Roman"/>
+          <w:sz w:val="24"/>
+          <w:szCs w:val="24"/>
+          <w:lang w:val="ru-RU"/>
+        </w:rPr>
+      </w:pPr>
+      <w:r>
+        <w:rPr>
+          <w:rFonts w:ascii="Times New Roman" w:hAnsi="Times New Roman" w:cs="Times New Roman"/>
+          <w:sz w:val="24"/>
+          <w:szCs w:val="24"/>
+          <w:lang w:val="ru-RU"/>
+        </w:rPr>
+        <w:t>10. Изменение Политики</w:t>
+      </w:r>
+    </w:p>
+    <w:p>
+      <w:pPr>
+        <w:spacing w:after="0" w:line="240" w:lineRule="auto"/>
+        <w:jc w:val="both"/>
+        <w:rPr>
+          <w:rFonts w:cs="Times New Roman"/>
+          <w:szCs w:val="24"/>
+          <w:lang w:val="ru-RU"/>
+        </w:rPr>
+      </w:pPr>
+      <w:r>
+        <w:rPr>
+          <w:rFonts w:cs="Times New Roman"/>
+          <w:szCs w:val="24"/>
+          <w:lang w:val="ru-RU"/>
+        </w:rPr>
+        <w:t>Оператор вправе изменять настоящую Политику.</w:t>
+      </w:r>
+    </w:p>
+    <w:p>
+      <w:pPr>
+        <w:spacing w:after="0" w:line="240" w:lineRule="auto"/>
+        <w:jc w:val="both"/>
+        <w:rPr>
+          <w:rFonts w:cs="Times New Roman"/>
+          <w:szCs w:val="24"/>
+          <w:lang w:val="ru-RU"/>
+        </w:rPr>
+      </w:pPr>
+      <w:r>
+        <w:rPr>
+          <w:rFonts w:cs="Times New Roman"/>
+          <w:szCs w:val="24"/>
+          <w:lang w:val="ru-RU"/>
+        </w:rPr>
+        <w:t>Новая редакция Политики вступает в силу с момента ее размещения на Сайте, если иной срок не указан в новой редакции Политики.</w:t>
+      </w:r>
+    </w:p>
+    <w:p>
+      <w:pPr>
+        <w:spacing w:after="0" w:line="240" w:lineRule="auto"/>
+        <w:jc w:val="both"/>
+        <w:rPr>
+          <w:rFonts w:cs="Times New Roman"/>
+          <w:szCs w:val="24"/>
+          <w:lang w:val="ru-RU"/>
+        </w:rPr>
+      </w:pPr>
+      <w:r>
+        <w:rPr>
+          <w:rFonts w:cs="Times New Roman"/>
+          <w:szCs w:val="24"/>
+          <w:lang w:val="ru-RU"/>
+        </w:rPr>
+        <w:t>Пользователю рекомендуется периодически проверять актуальную редакцию настоящей Политики.</w:t>
+      </w:r>
+    </w:p>
+    <w:p>
+      <w:pPr>
+        <w:spacing w:after="0" w:line="240" w:lineRule="auto"/>
+        <w:ind w:firstLine="720"/>
+        <w:jc w:val="both"/>
+        <w:rPr>
+          <w:rFonts w:cs="Times New Roman"/>
+          <w:szCs w:val="24"/>
+          <w:lang w:val="ru-RU"/>
+        </w:rPr>
+      </w:pPr>
+    </w:p>
+    <w:p>
+      <w:pPr>
+        <w:pStyle w:val="1"/>
+        <w:spacing w:before="0" w:after="0" w:line="240" w:lineRule="auto"/>
+        <w:jc w:val="center"/>
+        <w:rPr>
+          <w:rFonts w:ascii="Times New Roman" w:hAnsi="Times New Roman" w:cs="Times New Roman"/>
+          <w:sz w:val="24"/>
+          <w:szCs w:val="24"/>
+          <w:lang w:val="ru-RU"/>
+        </w:rPr>
+      </w:pPr>
+      <w:r>
+        <w:rPr>
+          <w:rFonts w:ascii="Times New Roman" w:hAnsi="Times New Roman" w:cs="Times New Roman"/>
+          <w:sz w:val="24"/>
+          <w:szCs w:val="24"/>
+          <w:lang w:val="ru-RU"/>
+        </w:rPr>
+        <w:t>11. Связь с Оператором</w:t>
+      </w:r>
+    </w:p>
+    <w:p>
+      <w:pPr>
+        <w:rPr>
+          <w:lang w:val="ru-RU"/>
+        </w:rPr>
+      </w:pPr>
+      <w:r>
+        <w:rPr>
+          <w:rFonts w:cs="Times New Roman"/>
+          <w:szCs w:val="24"/>
+          <w:lang w:val="ru-RU"/>
+        </w:rPr>
+        <w:t xml:space="preserve">По вопросам, связанным с использованием </w:t>
+      </w:r>
+      <w:r>
+        <w:rPr>
+          <w:rFonts w:cs="Times New Roman"/>
+          <w:szCs w:val="24"/>
+        </w:rPr>
+        <w:t>cookies</w:t>
+      </w:r>
+      <w:r>
+        <w:rPr>
+          <w:rFonts w:cs="Times New Roman"/>
+          <w:szCs w:val="24"/>
+          <w:lang w:val="ru-RU"/>
+        </w:rPr>
+        <w:t xml:space="preserve"> и обработкой персональных данных, пользователь может обратиться к Оператору по адресу электронной почты: </w:t>
+      </w:r>
+      <w:hyperlink r:id="rId11" w:history="1">
+        <w:r>
+          <w:rPr>
+            <w:rFonts w:cs="Times New Roman"/>
+            <w:szCs w:val="24"/>
+            <w:lang w:val="ru-RU"/>
+          </w:rPr>
+          <w:t>rappy@yandex.ru</w:t>
+        </w:r>
+      </w:hyperlink>
+      <w:r>
+        <w:rPr>
+          <w:rFonts w:cs="Times New Roman"/>
+          <w:szCs w:val="24"/>
+          <w:lang w:val="ru-RU"/>
+        </w:rPr>
+        <w:t>.</w:t>
+      </w:r>
+    </w:p>
+    <w:p>
+      <w:pPr>
+        <w:spacing w:after="0" w:line="240" w:lineRule="auto"/>
+        <w:ind w:firstLine="720"/>
+        <w:jc w:val="both"/>
+        <w:rPr>
+          <w:lang w:val="ru-RU"/>
+        </w:rPr>
+      </w:pPr>
+    </w:p>
+    <w:p>
+      <w:pPr>
+        <w:spacing w:after="0" w:line="240" w:lineRule="auto"/>
+        <w:jc w:val="right"/>
+        <w:outlineLvl w:val="0"/>
+        <w:rPr>
+          <w:rFonts w:cs="Times New Roman"/>
+          <w:color w:val="000000"/>
+          <w:sz w:val="18"/>
+          <w:szCs w:val="18"/>
+          <w:lang w:val="ru-RU" w:eastAsia="ru-RU"/>
+        </w:rPr>
+      </w:pPr>
+      <w:r>
+        <w:rPr>
+          <w:rFonts w:cs="Times New Roman"/>
+          <w:color w:val="000000"/>
+          <w:sz w:val="18"/>
+          <w:szCs w:val="18"/>
+          <w:lang w:val="ru-RU" w:eastAsia="ru-RU"/>
+        </w:rPr>
+        <w:t xml:space="preserve">Приложение №1 </w:t>
+      </w:r>
+    </w:p>
+    <w:p>
+      <w:pPr>
+        <w:spacing w:after="0" w:line="240" w:lineRule="auto"/>
+        <w:jc w:val="right"/>
+        <w:outlineLvl w:val="0"/>
+        <w:rPr>
+          <w:rFonts w:cs="Times New Roman"/>
+          <w:color w:val="000000"/>
+          <w:sz w:val="18"/>
+          <w:szCs w:val="18"/>
+          <w:lang w:val="ru-RU" w:eastAsia="ru-RU"/>
+        </w:rPr>
+      </w:pPr>
+      <w:r>
+        <w:rPr>
+          <w:rFonts w:cs="Times New Roman"/>
+          <w:color w:val="000000"/>
+          <w:sz w:val="18"/>
+          <w:szCs w:val="18"/>
+          <w:lang w:val="ru-RU" w:eastAsia="ru-RU"/>
+        </w:rPr>
+        <w:t xml:space="preserve">к Политике </w:t>
+      </w:r>
+      <w:r>
+        <w:rPr>
+          <w:rFonts w:cs="Times New Roman"/>
+          <w:color w:val="000000"/>
+          <w:sz w:val="18"/>
+          <w:szCs w:val="18"/>
+          <w:lang w:val="ru-RU" w:eastAsia="ru-RU"/>
+        </w:rPr>
+        <w:t xml:space="preserve">использования файлов </w:t>
+      </w:r>
+      <w:r>
+        <w:rPr>
+          <w:rFonts w:cs="Times New Roman"/>
+          <w:color w:val="000000"/>
+          <w:sz w:val="18"/>
+          <w:szCs w:val="18"/>
+          <w:lang w:eastAsia="ru-RU"/>
+        </w:rPr>
+        <w:t>cookies</w:t>
+      </w:r>
+    </w:p>
+    <w:p>
+      <w:pPr>
+        <w:spacing w:after="0" w:line="240" w:lineRule="auto"/>
+        <w:ind w:firstLine="720"/>
+        <w:jc w:val="right"/>
+        <w:rPr>
+          <w:rFonts w:cs="Times New Roman"/>
+          <w:szCs w:val="24"/>
+          <w:lang w:val="ru-RU"/>
+        </w:rPr>
+      </w:pPr>
+    </w:p>
+    <w:p>
+      <w:pPr>
+        <w:spacing w:after="0" w:line="240" w:lineRule="auto"/>
+        <w:ind w:firstLine="720"/>
+        <w:jc w:val="right"/>
+        <w:rPr>
+          <w:rFonts w:cs="Times New Roman"/>
+          <w:szCs w:val="24"/>
+          <w:lang w:val="ru-RU"/>
+        </w:rPr>
+      </w:pPr>
+    </w:p>
+    <w:p>
+      <w:pPr>
+        <w:pStyle w:val="affa"/>
+        <w:shd w:val="clear" w:color="auto" w:fill="FFFFFF"/>
+        <w:spacing w:before="0" w:beforeAutospacing="0" w:after="0" w:afterAutospacing="0"/>
+        <w:jc w:val="center"/>
+        <w:rPr>
+          <w:b/>
+        </w:rPr>
+      </w:pPr>
+      <w:bookmarkStart w:id="0" w:name="_GoBack"/>
+      <w:r>
+        <w:rPr>
+          <w:b/>
+        </w:rPr>
+        <w:t>СОГЛАСИЕ</w:t>
+      </w:r>
+    </w:p>
+    <w:p>
+      <w:pPr>
+        <w:pStyle w:val="affa"/>
+        <w:shd w:val="clear" w:color="auto" w:fill="FFFFFF"/>
+        <w:spacing w:before="0" w:beforeAutospacing="0" w:after="0" w:afterAutospacing="0"/>
+        <w:jc w:val="center"/>
+        <w:rPr>
+          <w:b/>
+        </w:rPr>
+      </w:pPr>
+      <w:r>
+        <w:rPr>
+          <w:b/>
+        </w:rPr>
+        <w:t>на получение рекламных и информационных материалов</w:t>
+      </w:r>
+    </w:p>
+    <w:bookmarkEnd w:id="0"/>
+    <w:p>
+      <w:pPr>
+        <w:pStyle w:val="affa"/>
+        <w:shd w:val="clear" w:color="auto" w:fill="FFFFFF"/>
+        <w:spacing w:before="0" w:beforeAutospacing="0" w:after="0" w:afterAutospacing="0"/>
+      </w:pPr>
+    </w:p>
+    <w:p>
+      <w:pPr>
+        <w:pStyle w:val="affa"/>
+        <w:shd w:val="clear" w:color="auto" w:fill="FFFFFF"/>
+        <w:spacing w:before="0" w:beforeAutospacing="0" w:after="0" w:afterAutospacing="0"/>
+        <w:ind w:firstLine="708"/>
+        <w:jc w:val="both"/>
+      </w:pPr>
+      <w:r>
+        <w:t xml:space="preserve">В соответствии с ч. 1 ст. 18 Федерального закона от 13.03.2006 N 38-ФЗ «О рекламе» и Федеральным законом от 07.07.2003 г. № 126-ФЗ «О связи» предоставляю согласие Индивидуальному предпринимателю Денисовой Виктории Вадимовне (ИНН 505014454504, ОГРНИП 326508100248006) (далее – Оператор) на направление мне на указанные мной на сайте </w:t>
+      </w:r>
+      <w:hyperlink r:id="rId12" w:history="1">
+        <w:r>
+          <w:t>https://victoryrealty.github.io/-/</w:t>
+        </w:r>
+      </w:hyperlink>
+      <w:r>
+        <w:t xml:space="preserve"> контактные данные (номер телефона и/или электронную почту) сообщений в информационных, рекламно-информационных целях об услугах (сервисах) Оператора, а именно: рассылок о мероприятиях, контенте, акциях, опросов и другого информационного и рекламного характера. </w:t>
+      </w:r>
+    </w:p>
+    <w:p>
+      <w:pPr>
+        <w:pStyle w:val="affa"/>
+        <w:shd w:val="clear" w:color="auto" w:fill="FFFFFF"/>
+        <w:spacing w:before="0" w:beforeAutospacing="0" w:after="0" w:afterAutospacing="0"/>
+        <w:ind w:firstLine="708"/>
+        <w:jc w:val="both"/>
+      </w:pPr>
+      <w:r>
+        <w:t xml:space="preserve">Оператор вправе осуществлять направление указанной выше информации посредством: </w:t>
+      </w:r>
+    </w:p>
+    <w:p>
+      <w:pPr>
+        <w:pStyle w:val="affa"/>
+        <w:shd w:val="clear" w:color="auto" w:fill="FFFFFF"/>
+        <w:spacing w:before="0" w:beforeAutospacing="0" w:after="0" w:afterAutospacing="0"/>
+        <w:ind w:left="708"/>
+        <w:jc w:val="both"/>
+      </w:pPr>
+      <w:r>
+        <w:t xml:space="preserve">- смс-сообщений с использованием номера мобильного телефона, указанного мной; - push-уведомлений (сообщений, поступающих на мобильное устройство через браузеры или мобильные приложения); </w:t>
+      </w:r>
+    </w:p>
+    <w:p>
+      <w:pPr>
+        <w:pStyle w:val="affa"/>
+        <w:shd w:val="clear" w:color="auto" w:fill="FFFFFF"/>
+        <w:spacing w:before="0" w:beforeAutospacing="0" w:after="0" w:afterAutospacing="0"/>
+        <w:ind w:left="708"/>
+        <w:jc w:val="both"/>
+      </w:pPr>
+      <w:r>
+        <w:t xml:space="preserve">- сообщений в мессенджерах; </w:t>
+      </w:r>
+    </w:p>
+    <w:p>
+      <w:pPr>
+        <w:pStyle w:val="affa"/>
+        <w:shd w:val="clear" w:color="auto" w:fill="FFFFFF"/>
+        <w:spacing w:before="0" w:beforeAutospacing="0" w:after="0" w:afterAutospacing="0"/>
+        <w:ind w:left="708"/>
+        <w:jc w:val="both"/>
+      </w:pPr>
+      <w:r>
+        <w:t xml:space="preserve">- электронной почты с использованием адреса электронной почты, указанного мной; - телефонной связи (телефонные звонки). </w:t>
+      </w:r>
+    </w:p>
+    <w:p>
+      <w:pPr>
+        <w:pStyle w:val="affa"/>
+        <w:shd w:val="clear" w:color="auto" w:fill="FFFFFF"/>
+        <w:spacing w:before="0" w:beforeAutospacing="0" w:after="0" w:afterAutospacing="0"/>
+        <w:ind w:firstLine="708"/>
+        <w:jc w:val="both"/>
+      </w:pPr>
+      <w:r>
+        <w:t xml:space="preserve">Я согласен(а) с тем, что текст данного мной по собственной воле и в моих интересах согласия хранится в электронном виде в базе данных Оператора и подтверждает факт согласия на обработку контактных данных в соответствии с положениями настоящего документа и беру на себя ответственность за достоверность предоставления контактных данных. </w:t>
+      </w:r>
+    </w:p>
+    <w:p>
+      <w:pPr>
+        <w:pStyle w:val="affa"/>
+        <w:shd w:val="clear" w:color="auto" w:fill="FFFFFF"/>
+        <w:spacing w:before="0" w:beforeAutospacing="0" w:after="0" w:afterAutospacing="0"/>
+        <w:ind w:firstLine="708"/>
+        <w:jc w:val="both"/>
+      </w:pPr>
+      <w:r>
+        <w:t xml:space="preserve">Я подтверждаю, что владею информацией о том, что в любой момент в течение всего срока действия настоящего согласия, я вправе отозвать согласие и отписаться от получения рассылок как путем устного обращения к представителю Оператора, так и путем перехода по соответствующей ссылке, существующей в любом рекламном письме от Оператора. </w:t>
+      </w:r>
+    </w:p>
+    <w:p>
+      <w:pPr>
+        <w:pStyle w:val="affa"/>
+        <w:shd w:val="clear" w:color="auto" w:fill="FFFFFF"/>
+        <w:spacing w:before="0" w:beforeAutospacing="0" w:after="0" w:afterAutospacing="0"/>
+        <w:ind w:firstLine="708"/>
+        <w:jc w:val="both"/>
+        <w:rPr>
+          <w:rFonts w:ascii="Arial" w:hAnsi="Arial" w:cs="Arial"/>
+          <w:color w:val="212529"/>
+        </w:rPr>
+      </w:pPr>
+      <w:r>
+        <w:t>Настоящее согласие действует до поступления требования субъекта персональных данных о прекращении обработки персональных данных в соответствии с ч. 2 ст. 15 Федерального закона от 27.07.2006 № 152-ФЗ «О персональных данных». Настоящим подтверждаю, что любое моё действие по нажатию на кнопку «Отправить», «Зарегистрироваться», «Продолжить», «Оставить заявку», проставлению отметки «</w:t>
+      </w:r>
+      <w:r>
+        <w:rPr>
+          <w:rFonts w:ascii="Segoe UI Symbol" w:hAnsi="Segoe UI Symbol" w:cs="Segoe UI Symbol"/>
+        </w:rPr>
+        <w:t>✓</w:t>
+      </w:r>
+      <w:r>
+        <w:rPr>
+          <w:rFonts w:ascii="Calibri" w:hAnsi="Calibri" w:cs="Calibri"/>
+        </w:rPr>
+        <w:t>»</w:t>
+      </w:r>
+      <w:r>
+        <w:t xml:space="preserve"> </w:t>
+      </w:r>
+      <w:r>
+        <w:rPr>
+          <w:rFonts w:ascii="Calibri" w:hAnsi="Calibri" w:cs="Calibri"/>
+        </w:rPr>
+        <w:t>на</w:t>
+      </w:r>
+      <w:r>
+        <w:t xml:space="preserve"> соответствующих блоках на сайте </w:t>
+      </w:r>
+      <w:hyperlink r:id="rId13" w:history="1">
+        <w:r>
+          <w:t>https://victoryrealty.github.io/-/</w:t>
+        </w:r>
+      </w:hyperlink>
+      <w:r>
+        <w:t xml:space="preserve"> является достаточной формой согласия и позволяет подтвердить сторонам факт получения такого согласия, при этом иных доказательств для дополнительного подтверждения моего свободного волеизъявления не потребуется.</w:t>
+      </w:r>
+    </w:p>
+    <w:p>
+      <w:pPr>
+        <w:pStyle w:val="affa"/>
+        <w:shd w:val="clear" w:color="auto" w:fill="FFFFFF"/>
+        <w:spacing w:before="0" w:beforeAutospacing="0" w:after="0" w:afterAutospacing="0"/>
+        <w:jc w:val="both"/>
+        <w:rPr>
+          <w:rFonts w:ascii="Arial" w:hAnsi="Arial" w:cs="Arial"/>
+          <w:color w:val="212529"/>
+        </w:rPr>
+      </w:pPr>
+    </w:p>
+    <w:p>
+      <w:pPr>
+        <w:spacing w:after="0" w:line="240" w:lineRule="auto"/>
+        <w:ind w:firstLine="720"/>
+        <w:jc w:val="right"/>
+        <w:rPr>
+          <w:rFonts w:cs="Times New Roman"/>
+          <w:szCs w:val="24"/>
+          <w:lang w:val="ru-RU"/>
+        </w:rPr>
+      </w:pPr>
     </w:p>
     <w:sectPr>
       <w:pgSz w:w="12240" w:h="15840"/>
@@ -3303,7 +3349,7 @@
     <w:lsdException w:name="E-mail Signature" w:semiHidden="1" w:unhideWhenUsed="1"/>
     <w:lsdException w:name="HTML Top of Form" w:semiHidden="1" w:unhideWhenUsed="1"/>
     <w:lsdException w:name="HTML Bottom of Form" w:semiHidden="1" w:unhideWhenUsed="1"/>
-    <w:lsdException w:name="Normal (Web)" w:semiHidden="1" w:unhideWhenUsed="1"/>
+    <w:lsdException w:name="Normal (Web)" w:semiHidden="1" w:unhideWhenUsed="1" w:qFormat="1"/>
     <w:lsdException w:name="HTML Acronym" w:semiHidden="1" w:unhideWhenUsed="1"/>
     <w:lsdException w:name="HTML Address" w:semiHidden="1" w:unhideWhenUsed="1"/>
     <w:lsdException w:name="HTML Cite" w:semiHidden="1" w:unhideWhenUsed="1"/>
@@ -3363,7 +3409,7 @@
     <w:lsdException w:name="Table Web 2" w:semiHidden="1" w:unhideWhenUsed="1"/>
     <w:lsdException w:name="Table Web 3" w:semiHidden="1" w:unhideWhenUsed="1"/>
     <w:lsdException w:name="Balloon Text" w:semiHidden="1" w:unhideWhenUsed="1" w:qFormat="1"/>
-    <w:lsdException w:name="Table Grid" w:semiHidden="1" w:uiPriority="59" w:unhideWhenUsed="1" w:qFormat="1"/>
+    <w:lsdException w:name="Table Grid" w:uiPriority="59" w:qFormat="1"/>
     <w:lsdException w:name="Table Theme" w:semiHidden="1" w:unhideWhenUsed="1"/>
     <w:lsdException w:name="Placeholder Text" w:semiHidden="1"/>
     <w:lsdException w:name="No Spacing" w:uiPriority="1" w:qFormat="1"/>
@@ -14842,6 +14888,23 @@
       <w:rFonts w:ascii="Segoe UI" w:eastAsia="Times New Roman" w:hAnsi="Segoe UI" w:cs="Segoe UI"/>
       <w:sz w:val="18"/>
       <w:szCs w:val="18"/>
+    </w:rPr>
+  </w:style>
+  <w:style w:type="paragraph" w:styleId="affa">
+    <w:name w:val="Normal (Web)"/>
+    <w:basedOn w:val="a1"/>
+    <w:uiPriority w:val="99"/>
+    <w:semiHidden/>
+    <w:unhideWhenUsed/>
+    <w:qFormat/>
+    <w:rsid w:val="00016ADB"/>
+    <w:pPr>
+      <w:spacing w:before="100" w:beforeAutospacing="1" w:after="100" w:afterAutospacing="1" w:line="240" w:lineRule="auto"/>
+    </w:pPr>
+    <w:rPr>
+      <w:rFonts w:cs="Times New Roman"/>
+      <w:szCs w:val="24"/>
+      <w:lang w:val="ru-RU" w:eastAsia="ru-RU"/>
     </w:rPr>
   </w:style>
 </w:styles>
@@ -15172,7 +15235,7 @@
 </file>
 
 <file path=customXml/itemProps1.xml><?xml version="1.0" encoding="utf-8"?>
-<ds:datastoreItem xmlns:ds="http://schemas.openxmlformats.org/officeDocument/2006/customXml" ds:itemID="{60C3FE86-B700-498B-A0AE-A2EC2ABB5256}">
+<ds:datastoreItem xmlns:ds="http://schemas.openxmlformats.org/officeDocument/2006/customXml" ds:itemID="{EDB9CA02-075C-42B8-9009-59FF52233A60}">
   <ds:schemaRefs>
     <ds:schemaRef ds:uri="http://schemas.openxmlformats.org/officeDocument/2006/bibliography"/>
   </ds:schemaRefs>
